--- a/clients/elizabeth_poynor/Elizabeth_Poynor_5Day_Training_Plan_Client_View.docx
+++ b/clients/elizabeth_poynor/Elizabeth_Poynor_5Day_Training_Plan_Client_View.docx
@@ -9450,7 +9450,540 @@
           <w:sz w:val="17"/>
           <w:szCs w:val="17"/>
         </w:rPr>
-        <w:t xml:space="preserve">D — SECONDARY COMPOUND — SPLIT STANCE HEX DEADLIFT</w:t>
+        <w:t xml:space="preserve">D — FULL-BODY INTEGRATION — LOADED CARRY (LIGHT)</w:t>
+      </w:r>
+    </w:p>
+    <w:p>
+      <w:pPr>
+        <w:spacing w:after="80"/>
+      </w:pPr>
+      <w:r>
+        <w:rPr>
+          <w:rFonts w:ascii="Arial" w:cs="Arial" w:eastAsia="Arial" w:hAnsi="Arial"/>
+          <w:color w:val="2C2C2C"/>
+          <w:sz w:val="17"/>
+          <w:szCs w:val="17"/>
+        </w:rPr>
+        <w:t xml:space="preserve">The closing compound: a light farmers carry pulls the day's hip work into upright, braced gait — deliberately lighter than Thursday and Saturday's heavy carries so it integrates without taxing tomorrow's 90% session. Distance and carriage quality govern it, not load. A suitcase carry (one hand loaded, log sides) covers the same ground when a variation suits the day.</w:t>
+      </w:r>
+    </w:p>
+    <w:tbl>
+      <w:tblPr>
+        <w:tblW w:type="dxa" w:w="10440"/>
+        <w:tblBorders>
+          <w:top w:val="none" w:color="FFFFFF" w:sz="0"/>
+          <w:left w:val="none" w:color="FFFFFF" w:sz="0"/>
+          <w:bottom w:val="none" w:color="FFFFFF" w:sz="0"/>
+          <w:right w:val="none" w:color="FFFFFF" w:sz="0"/>
+          <w:insideH w:val="single" w:color="auto" w:sz="4"/>
+          <w:insideV w:val="single" w:color="auto" w:sz="4"/>
+        </w:tblBorders>
+      </w:tblPr>
+      <w:tblGrid>
+        <w:gridCol w:w="2400"/>
+        <w:gridCol w:w="380"/>
+        <w:gridCol w:w="420"/>
+        <w:gridCol w:w="680"/>
+        <w:gridCol w:w="540"/>
+        <w:gridCol w:w="440"/>
+        <w:gridCol w:w="5580"/>
+      </w:tblGrid>
+      <w:tr>
+        <w:tc>
+          <w:tcPr>
+            <w:tcW w:type="dxa" w:w="2400"/>
+            <w:tcBorders>
+              <w:top w:val="none" w:color="FFFFFF" w:sz="0"/>
+              <w:left w:val="none" w:color="FFFFFF" w:sz="0"/>
+              <w:bottom w:val="none" w:color="FFFFFF" w:sz="0"/>
+              <w:right w:val="none" w:color="FFFFFF" w:sz="0"/>
+            </w:tcBorders>
+            <w:shd w:fill="F5E8C0" w:color="auto" w:val="clear"/>
+            <w:tcMar>
+              <w:top w:type="dxa" w:w="40"/>
+              <w:left w:type="dxa" w:w="80"/>
+              <w:bottom w:type="dxa" w:w="40"/>
+              <w:right w:type="dxa" w:w="80"/>
+            </w:tcMar>
+            <w:vAlign w:val="center"/>
+          </w:tcPr>
+          <w:p>
+            <w:pPr>
+              <w:jc w:val="left"/>
+            </w:pPr>
+            <w:r>
+              <w:rPr>
+                <w:rFonts w:ascii="Arial" w:cs="Arial" w:eastAsia="Arial" w:hAnsi="Arial"/>
+                <w:b/>
+                <w:bCs/>
+                <w:color w:val="C9A227"/>
+                <w:sz w:val="15"/>
+                <w:szCs w:val="15"/>
+              </w:rPr>
+              <w:t xml:space="preserve">EXERCISE</w:t>
+            </w:r>
+          </w:p>
+        </w:tc>
+        <w:tc>
+          <w:tcPr>
+            <w:tcW w:type="dxa" w:w="380"/>
+            <w:tcBorders>
+              <w:top w:val="none" w:color="FFFFFF" w:sz="0"/>
+              <w:left w:val="none" w:color="FFFFFF" w:sz="0"/>
+              <w:bottom w:val="none" w:color="FFFFFF" w:sz="0"/>
+              <w:right w:val="none" w:color="FFFFFF" w:sz="0"/>
+            </w:tcBorders>
+            <w:shd w:fill="F5E8C0" w:color="auto" w:val="clear"/>
+            <w:tcMar>
+              <w:top w:type="dxa" w:w="40"/>
+              <w:left w:type="dxa" w:w="80"/>
+              <w:bottom w:type="dxa" w:w="40"/>
+              <w:right w:type="dxa" w:w="80"/>
+            </w:tcMar>
+            <w:vAlign w:val="center"/>
+          </w:tcPr>
+          <w:p>
+            <w:pPr>
+              <w:jc w:val="center"/>
+            </w:pPr>
+            <w:r>
+              <w:rPr>
+                <w:rFonts w:ascii="Arial" w:cs="Arial" w:eastAsia="Arial" w:hAnsi="Arial"/>
+                <w:b/>
+                <w:bCs/>
+                <w:color w:val="C9A227"/>
+                <w:sz w:val="13"/>
+                <w:szCs w:val="13"/>
+              </w:rPr>
+              <w:t xml:space="preserve">SETS</w:t>
+            </w:r>
+          </w:p>
+        </w:tc>
+        <w:tc>
+          <w:tcPr>
+            <w:tcW w:type="dxa" w:w="420"/>
+            <w:tcBorders>
+              <w:top w:val="none" w:color="FFFFFF" w:sz="0"/>
+              <w:left w:val="none" w:color="FFFFFF" w:sz="0"/>
+              <w:bottom w:val="none" w:color="FFFFFF" w:sz="0"/>
+              <w:right w:val="none" w:color="FFFFFF" w:sz="0"/>
+            </w:tcBorders>
+            <w:shd w:fill="F5E8C0" w:color="auto" w:val="clear"/>
+            <w:tcMar>
+              <w:top w:type="dxa" w:w="40"/>
+              <w:left w:type="dxa" w:w="80"/>
+              <w:bottom w:type="dxa" w:w="40"/>
+              <w:right w:type="dxa" w:w="80"/>
+            </w:tcMar>
+            <w:vAlign w:val="center"/>
+          </w:tcPr>
+          <w:p>
+            <w:pPr>
+              <w:jc w:val="center"/>
+            </w:pPr>
+            <w:r>
+              <w:rPr>
+                <w:rFonts w:ascii="Arial" w:cs="Arial" w:eastAsia="Arial" w:hAnsi="Arial"/>
+                <w:b/>
+                <w:bCs/>
+                <w:color w:val="C9A227"/>
+                <w:sz w:val="13"/>
+                <w:szCs w:val="13"/>
+              </w:rPr>
+              <w:t xml:space="preserve">REPS</w:t>
+            </w:r>
+          </w:p>
+        </w:tc>
+        <w:tc>
+          <w:tcPr>
+            <w:tcW w:type="dxa" w:w="680"/>
+            <w:tcBorders>
+              <w:top w:val="none" w:color="FFFFFF" w:sz="0"/>
+              <w:left w:val="none" w:color="FFFFFF" w:sz="0"/>
+              <w:bottom w:val="none" w:color="FFFFFF" w:sz="0"/>
+              <w:right w:val="none" w:color="FFFFFF" w:sz="0"/>
+            </w:tcBorders>
+            <w:shd w:fill="F5E8C0" w:color="auto" w:val="clear"/>
+            <w:tcMar>
+              <w:top w:type="dxa" w:w="40"/>
+              <w:left w:type="dxa" w:w="80"/>
+              <w:bottom w:type="dxa" w:w="40"/>
+              <w:right w:type="dxa" w:w="80"/>
+            </w:tcMar>
+            <w:vAlign w:val="center"/>
+          </w:tcPr>
+          <w:p>
+            <w:pPr>
+              <w:jc w:val="center"/>
+            </w:pPr>
+            <w:r>
+              <w:rPr>
+                <w:rFonts w:ascii="Arial" w:cs="Arial" w:eastAsia="Arial" w:hAnsi="Arial"/>
+                <w:b/>
+                <w:bCs/>
+                <w:color w:val="C9A227"/>
+                <w:sz w:val="13"/>
+                <w:szCs w:val="13"/>
+              </w:rPr>
+              <w:t xml:space="preserve">LOAD</w:t>
+            </w:r>
+          </w:p>
+        </w:tc>
+        <w:tc>
+          <w:tcPr>
+            <w:tcW w:type="dxa" w:w="540"/>
+            <w:tcBorders>
+              <w:top w:val="none" w:color="FFFFFF" w:sz="0"/>
+              <w:left w:val="none" w:color="FFFFFF" w:sz="0"/>
+              <w:bottom w:val="none" w:color="FFFFFF" w:sz="0"/>
+              <w:right w:val="none" w:color="FFFFFF" w:sz="0"/>
+            </w:tcBorders>
+            <w:shd w:fill="F5E8C0" w:color="auto" w:val="clear"/>
+            <w:tcMar>
+              <w:top w:type="dxa" w:w="40"/>
+              <w:left w:type="dxa" w:w="80"/>
+              <w:bottom w:type="dxa" w:w="40"/>
+              <w:right w:type="dxa" w:w="80"/>
+            </w:tcMar>
+            <w:vAlign w:val="center"/>
+          </w:tcPr>
+          <w:p>
+            <w:pPr>
+              <w:jc w:val="center"/>
+            </w:pPr>
+            <w:r>
+              <w:rPr>
+                <w:rFonts w:ascii="Arial" w:cs="Arial" w:eastAsia="Arial" w:hAnsi="Arial"/>
+                <w:b/>
+                <w:bCs/>
+                <w:color w:val="C9A227"/>
+                <w:sz w:val="13"/>
+                <w:szCs w:val="13"/>
+              </w:rPr>
+              <w:t xml:space="preserve">TEMPO</w:t>
+            </w:r>
+          </w:p>
+        </w:tc>
+        <w:tc>
+          <w:tcPr>
+            <w:tcW w:type="dxa" w:w="440"/>
+            <w:tcBorders>
+              <w:top w:val="none" w:color="FFFFFF" w:sz="0"/>
+              <w:left w:val="none" w:color="FFFFFF" w:sz="0"/>
+              <w:bottom w:val="none" w:color="FFFFFF" w:sz="0"/>
+              <w:right w:val="none" w:color="FFFFFF" w:sz="0"/>
+            </w:tcBorders>
+            <w:shd w:fill="F5E8C0" w:color="auto" w:val="clear"/>
+            <w:tcMar>
+              <w:top w:type="dxa" w:w="40"/>
+              <w:left w:type="dxa" w:w="80"/>
+              <w:bottom w:type="dxa" w:w="40"/>
+              <w:right w:type="dxa" w:w="80"/>
+            </w:tcMar>
+            <w:vAlign w:val="center"/>
+          </w:tcPr>
+          <w:p>
+            <w:pPr>
+              <w:jc w:val="center"/>
+            </w:pPr>
+            <w:r>
+              <w:rPr>
+                <w:rFonts w:ascii="Arial" w:cs="Arial" w:eastAsia="Arial" w:hAnsi="Arial"/>
+                <w:b/>
+                <w:bCs/>
+                <w:color w:val="C9A227"/>
+                <w:sz w:val="13"/>
+                <w:szCs w:val="13"/>
+              </w:rPr>
+              <w:t xml:space="preserve">REST</w:t>
+            </w:r>
+          </w:p>
+        </w:tc>
+        <w:tc>
+          <w:tcPr>
+            <w:tcW w:type="dxa" w:w="5580"/>
+            <w:tcBorders>
+              <w:top w:val="none" w:color="FFFFFF" w:sz="0"/>
+              <w:left w:val="none" w:color="FFFFFF" w:sz="0"/>
+              <w:bottom w:val="none" w:color="FFFFFF" w:sz="0"/>
+              <w:right w:val="none" w:color="FFFFFF" w:sz="0"/>
+            </w:tcBorders>
+            <w:shd w:fill="F5E8C0" w:color="auto" w:val="clear"/>
+            <w:tcMar>
+              <w:top w:type="dxa" w:w="40"/>
+              <w:left w:type="dxa" w:w="80"/>
+              <w:bottom w:type="dxa" w:w="40"/>
+              <w:right w:type="dxa" w:w="80"/>
+            </w:tcMar>
+            <w:vAlign w:val="center"/>
+          </w:tcPr>
+          <w:p>
+            <w:pPr>
+              <w:jc w:val="left"/>
+            </w:pPr>
+            <w:r>
+              <w:rPr>
+                <w:rFonts w:ascii="Arial" w:cs="Arial" w:eastAsia="Arial" w:hAnsi="Arial"/>
+                <w:b/>
+                <w:bCs/>
+                <w:color w:val="C9A227"/>
+                <w:sz w:val="15"/>
+                <w:szCs w:val="15"/>
+              </w:rPr>
+              <w:t xml:space="preserve">COACHING CUE</w:t>
+            </w:r>
+          </w:p>
+        </w:tc>
+      </w:tr>
+      <w:tr>
+        <w:tc>
+          <w:tcPr>
+            <w:tcW w:type="dxa" w:w="2400"/>
+            <w:tcBorders>
+              <w:top w:val="none" w:color="FFFFFF" w:sz="0"/>
+              <w:left w:val="none" w:color="FFFFFF" w:sz="0"/>
+              <w:bottom w:val="none" w:color="FFFFFF" w:sz="0"/>
+              <w:right w:val="none" w:color="FFFFFF" w:sz="0"/>
+            </w:tcBorders>
+            <w:shd w:fill="FAF3E0" w:color="auto" w:val="clear"/>
+            <w:tcMar>
+              <w:top w:type="dxa" w:w="40"/>
+              <w:left w:type="dxa" w:w="80"/>
+              <w:bottom w:type="dxa" w:w="40"/>
+              <w:right w:type="dxa" w:w="80"/>
+            </w:tcMar>
+            <w:vAlign w:val="center"/>
+          </w:tcPr>
+          <w:p>
+            <w:r>
+              <w:rPr>
+                <w:rFonts w:ascii="Arial" w:cs="Arial" w:eastAsia="Arial" w:hAnsi="Arial"/>
+                <w:b/>
+                <w:bCs/>
+                <w:color w:val="2C2C2C"/>
+                <w:sz w:val="18"/>
+                <w:szCs w:val="18"/>
+              </w:rPr>
+              <w:t xml:space="preserve">Farmers Carry (Light — Integration)</w:t>
+            </w:r>
+          </w:p>
+        </w:tc>
+        <w:tc>
+          <w:tcPr>
+            <w:tcW w:type="dxa" w:w="380"/>
+            <w:tcBorders>
+              <w:top w:val="none" w:color="FFFFFF" w:sz="0"/>
+              <w:left w:val="none" w:color="FFFFFF" w:sz="0"/>
+              <w:bottom w:val="none" w:color="FFFFFF" w:sz="0"/>
+              <w:right w:val="none" w:color="FFFFFF" w:sz="0"/>
+            </w:tcBorders>
+            <w:shd w:fill="FAF3E0" w:color="auto" w:val="clear"/>
+            <w:tcMar>
+              <w:top w:type="dxa" w:w="40"/>
+              <w:left w:type="dxa" w:w="80"/>
+              <w:bottom w:type="dxa" w:w="40"/>
+              <w:right w:type="dxa" w:w="80"/>
+            </w:tcMar>
+            <w:vAlign w:val="center"/>
+          </w:tcPr>
+          <w:p>
+            <w:pPr>
+              <w:jc w:val="center"/>
+            </w:pPr>
+            <w:r>
+              <w:rPr>
+                <w:rFonts w:ascii="Arial" w:cs="Arial" w:eastAsia="Arial" w:hAnsi="Arial"/>
+                <w:color w:val="6B6B6B"/>
+                <w:sz w:val="15"/>
+                <w:szCs w:val="15"/>
+              </w:rPr>
+              <w:t xml:space="preserve">2</w:t>
+            </w:r>
+          </w:p>
+        </w:tc>
+        <w:tc>
+          <w:tcPr>
+            <w:tcW w:type="dxa" w:w="420"/>
+            <w:tcBorders>
+              <w:top w:val="none" w:color="FFFFFF" w:sz="0"/>
+              <w:left w:val="none" w:color="FFFFFF" w:sz="0"/>
+              <w:bottom w:val="none" w:color="FFFFFF" w:sz="0"/>
+              <w:right w:val="none" w:color="FFFFFF" w:sz="0"/>
+            </w:tcBorders>
+            <w:shd w:fill="FAF3E0" w:color="auto" w:val="clear"/>
+            <w:tcMar>
+              <w:top w:type="dxa" w:w="40"/>
+              <w:left w:type="dxa" w:w="80"/>
+              <w:bottom w:type="dxa" w:w="40"/>
+              <w:right w:type="dxa" w:w="80"/>
+            </w:tcMar>
+            <w:vAlign w:val="center"/>
+          </w:tcPr>
+          <w:p>
+            <w:pPr>
+              <w:jc w:val="center"/>
+            </w:pPr>
+            <w:r>
+              <w:rPr>
+                <w:rFonts w:ascii="Arial" w:cs="Arial" w:eastAsia="Arial" w:hAnsi="Arial"/>
+                <w:color w:val="6B6B6B"/>
+                <w:sz w:val="15"/>
+                <w:szCs w:val="15"/>
+              </w:rPr>
+              <w:t xml:space="preserve">25–30 yds</w:t>
+            </w:r>
+          </w:p>
+        </w:tc>
+        <w:tc>
+          <w:tcPr>
+            <w:tcW w:type="dxa" w:w="680"/>
+            <w:tcBorders>
+              <w:top w:val="none" w:color="FFFFFF" w:sz="0"/>
+              <w:left w:val="none" w:color="FFFFFF" w:sz="0"/>
+              <w:bottom w:val="none" w:color="FFFFFF" w:sz="0"/>
+              <w:right w:val="none" w:color="FFFFFF" w:sz="0"/>
+            </w:tcBorders>
+            <w:shd w:fill="FAF3E0" w:color="auto" w:val="clear"/>
+            <w:tcMar>
+              <w:top w:type="dxa" w:w="40"/>
+              <w:left w:type="dxa" w:w="80"/>
+              <w:bottom w:type="dxa" w:w="40"/>
+              <w:right w:type="dxa" w:w="80"/>
+            </w:tcMar>
+            <w:vAlign w:val="center"/>
+          </w:tcPr>
+          <w:p>
+            <w:pPr>
+              <w:jc w:val="center"/>
+            </w:pPr>
+            <w:r>
+              <w:rPr>
+                <w:rFonts w:ascii="Arial" w:cs="Arial" w:eastAsia="Arial" w:hAnsi="Arial"/>
+                <w:color w:val="6B6B6B"/>
+                <w:sz w:val="15"/>
+                <w:szCs w:val="15"/>
+              </w:rPr>
+              <w:t xml:space="preserve">30–40 lbs/hand</w:t>
+            </w:r>
+          </w:p>
+        </w:tc>
+        <w:tc>
+          <w:tcPr>
+            <w:tcW w:type="dxa" w:w="540"/>
+            <w:tcBorders>
+              <w:top w:val="none" w:color="FFFFFF" w:sz="0"/>
+              <w:left w:val="none" w:color="FFFFFF" w:sz="0"/>
+              <w:bottom w:val="none" w:color="FFFFFF" w:sz="0"/>
+              <w:right w:val="none" w:color="FFFFFF" w:sz="0"/>
+            </w:tcBorders>
+            <w:shd w:fill="FAF3E0" w:color="auto" w:val="clear"/>
+            <w:tcMar>
+              <w:top w:type="dxa" w:w="40"/>
+              <w:left w:type="dxa" w:w="80"/>
+              <w:bottom w:type="dxa" w:w="40"/>
+              <w:right w:type="dxa" w:w="80"/>
+            </w:tcMar>
+            <w:vAlign w:val="center"/>
+          </w:tcPr>
+          <w:p>
+            <w:pPr>
+              <w:jc w:val="center"/>
+            </w:pPr>
+            <w:r>
+              <w:rPr>
+                <w:rFonts w:ascii="Arial" w:cs="Arial" w:eastAsia="Arial" w:hAnsi="Arial"/>
+                <w:color w:val="6B6B6B"/>
+                <w:sz w:val="15"/>
+                <w:szCs w:val="15"/>
+              </w:rPr>
+              <w:t xml:space="preserve">Controlled</w:t>
+            </w:r>
+          </w:p>
+        </w:tc>
+        <w:tc>
+          <w:tcPr>
+            <w:tcW w:type="dxa" w:w="440"/>
+            <w:tcBorders>
+              <w:top w:val="none" w:color="FFFFFF" w:sz="0"/>
+              <w:left w:val="none" w:color="FFFFFF" w:sz="0"/>
+              <w:bottom w:val="none" w:color="FFFFFF" w:sz="0"/>
+              <w:right w:val="none" w:color="FFFFFF" w:sz="0"/>
+            </w:tcBorders>
+            <w:shd w:fill="FAF3E0" w:color="auto" w:val="clear"/>
+            <w:tcMar>
+              <w:top w:type="dxa" w:w="40"/>
+              <w:left w:type="dxa" w:w="80"/>
+              <w:bottom w:type="dxa" w:w="40"/>
+              <w:right w:type="dxa" w:w="80"/>
+            </w:tcMar>
+            <w:vAlign w:val="center"/>
+          </w:tcPr>
+          <w:p>
+            <w:pPr>
+              <w:jc w:val="center"/>
+            </w:pPr>
+            <w:r>
+              <w:rPr>
+                <w:rFonts w:ascii="Arial" w:cs="Arial" w:eastAsia="Arial" w:hAnsi="Arial"/>
+                <w:color w:val="6B6B6B"/>
+                <w:sz w:val="15"/>
+                <w:szCs w:val="15"/>
+              </w:rPr>
+              <w:t xml:space="preserve">60s</w:t>
+            </w:r>
+          </w:p>
+        </w:tc>
+        <w:tc>
+          <w:tcPr>
+            <w:tcW w:type="dxa" w:w="5580"/>
+            <w:tcBorders>
+              <w:top w:val="none" w:color="FFFFFF" w:sz="0"/>
+              <w:left w:val="none" w:color="FFFFFF" w:sz="0"/>
+              <w:bottom w:val="none" w:color="FFFFFF" w:sz="0"/>
+              <w:right w:val="none" w:color="FFFFFF" w:sz="0"/>
+            </w:tcBorders>
+            <w:shd w:fill="FAF3E0" w:color="auto" w:val="clear"/>
+            <w:tcMar>
+              <w:top w:type="dxa" w:w="40"/>
+              <w:left w:type="dxa" w:w="80"/>
+              <w:bottom w:type="dxa" w:w="40"/>
+              <w:right w:type="dxa" w:w="80"/>
+            </w:tcMar>
+            <w:vAlign w:val="center"/>
+          </w:tcPr>
+          <w:p>
+            <w:r>
+              <w:rPr>
+                <w:rFonts w:ascii="Arial" w:cs="Arial" w:eastAsia="Arial" w:hAnsi="Arial"/>
+                <w:color w:val="6B6B6B"/>
+                <w:sz w:val="17"/>
+                <w:szCs w:val="17"/>
+              </w:rPr>
+              <w:t xml:space="preserve">Shoulders packed, ribs stacked, tall posture — the quality of the carry is the exercise, not the load.</w:t>
+            </w:r>
+          </w:p>
+        </w:tc>
+      </w:tr>
+    </w:tbl>
+    <w:p>
+      <w:pPr>
+        <w:spacing w:after="100"/>
+      </w:pPr>
+    </w:p>
+    <w:p>
+      <w:pPr>
+        <w:spacing w:after="60" w:before="120"/>
+      </w:pPr>
+      <w:r>
+        <w:rPr>
+          <w:rFonts w:ascii="Arial" w:cs="Arial" w:eastAsia="Arial" w:hAnsi="Arial"/>
+          <w:b/>
+          <w:bCs/>
+          <w:color w:val="C9A227"/>
+          <w:sz w:val="17"/>
+          <w:szCs w:val="17"/>
+        </w:rPr>
+        <w:t xml:space="preserve">E — SECONDARY COMPOUND — SPLIT STANCE HEX DEADLIFT</w:t>
       </w:r>
     </w:p>
     <w:p>
@@ -10213,539 +10746,6 @@
                 <w:szCs w:val="17"/>
               </w:rPr>
               <w:t xml:space="preserve">Neutral spine. Push hips back. Bar or DBs close to legs throughout.</w:t>
-            </w:r>
-          </w:p>
-        </w:tc>
-      </w:tr>
-    </w:tbl>
-    <w:p>
-      <w:pPr>
-        <w:spacing w:after="100"/>
-      </w:pPr>
-    </w:p>
-    <w:p>
-      <w:pPr>
-        <w:spacing w:after="60" w:before="120"/>
-      </w:pPr>
-      <w:r>
-        <w:rPr>
-          <w:rFonts w:ascii="Arial" w:cs="Arial" w:eastAsia="Arial" w:hAnsi="Arial"/>
-          <w:b/>
-          <w:bCs/>
-          <w:color w:val="C9A227"/>
-          <w:sz w:val="17"/>
-          <w:szCs w:val="17"/>
-        </w:rPr>
-        <w:t xml:space="preserve">E — FULL-BODY INTEGRATION — LOADED CARRY (LIGHT)</w:t>
-      </w:r>
-    </w:p>
-    <w:p>
-      <w:pPr>
-        <w:spacing w:after="80"/>
-      </w:pPr>
-      <w:r>
-        <w:rPr>
-          <w:rFonts w:ascii="Arial" w:cs="Arial" w:eastAsia="Arial" w:hAnsi="Arial"/>
-          <w:color w:val="2C2C2C"/>
-          <w:sz w:val="17"/>
-          <w:szCs w:val="17"/>
-        </w:rPr>
-        <w:t xml:space="preserve">The closing compound: a light farmers carry pulls the day's hip work into upright, braced gait — deliberately lighter than Thursday and Saturday's heavy carries so it integrates without taxing tomorrow's 90% session. Distance and carriage quality govern it, not load. A suitcase carry (one hand loaded, log sides) covers the same ground when a variation suits the day.</w:t>
-      </w:r>
-    </w:p>
-    <w:tbl>
-      <w:tblPr>
-        <w:tblW w:type="dxa" w:w="10440"/>
-        <w:tblBorders>
-          <w:top w:val="none" w:color="FFFFFF" w:sz="0"/>
-          <w:left w:val="none" w:color="FFFFFF" w:sz="0"/>
-          <w:bottom w:val="none" w:color="FFFFFF" w:sz="0"/>
-          <w:right w:val="none" w:color="FFFFFF" w:sz="0"/>
-          <w:insideH w:val="single" w:color="auto" w:sz="4"/>
-          <w:insideV w:val="single" w:color="auto" w:sz="4"/>
-        </w:tblBorders>
-      </w:tblPr>
-      <w:tblGrid>
-        <w:gridCol w:w="2400"/>
-        <w:gridCol w:w="380"/>
-        <w:gridCol w:w="420"/>
-        <w:gridCol w:w="680"/>
-        <w:gridCol w:w="540"/>
-        <w:gridCol w:w="440"/>
-        <w:gridCol w:w="5580"/>
-      </w:tblGrid>
-      <w:tr>
-        <w:tc>
-          <w:tcPr>
-            <w:tcW w:type="dxa" w:w="2400"/>
-            <w:tcBorders>
-              <w:top w:val="none" w:color="FFFFFF" w:sz="0"/>
-              <w:left w:val="none" w:color="FFFFFF" w:sz="0"/>
-              <w:bottom w:val="none" w:color="FFFFFF" w:sz="0"/>
-              <w:right w:val="none" w:color="FFFFFF" w:sz="0"/>
-            </w:tcBorders>
-            <w:shd w:fill="F5E8C0" w:color="auto" w:val="clear"/>
-            <w:tcMar>
-              <w:top w:type="dxa" w:w="40"/>
-              <w:left w:type="dxa" w:w="80"/>
-              <w:bottom w:type="dxa" w:w="40"/>
-              <w:right w:type="dxa" w:w="80"/>
-            </w:tcMar>
-            <w:vAlign w:val="center"/>
-          </w:tcPr>
-          <w:p>
-            <w:pPr>
-              <w:jc w:val="left"/>
-            </w:pPr>
-            <w:r>
-              <w:rPr>
-                <w:rFonts w:ascii="Arial" w:cs="Arial" w:eastAsia="Arial" w:hAnsi="Arial"/>
-                <w:b/>
-                <w:bCs/>
-                <w:color w:val="C9A227"/>
-                <w:sz w:val="15"/>
-                <w:szCs w:val="15"/>
-              </w:rPr>
-              <w:t xml:space="preserve">EXERCISE</w:t>
-            </w:r>
-          </w:p>
-        </w:tc>
-        <w:tc>
-          <w:tcPr>
-            <w:tcW w:type="dxa" w:w="380"/>
-            <w:tcBorders>
-              <w:top w:val="none" w:color="FFFFFF" w:sz="0"/>
-              <w:left w:val="none" w:color="FFFFFF" w:sz="0"/>
-              <w:bottom w:val="none" w:color="FFFFFF" w:sz="0"/>
-              <w:right w:val="none" w:color="FFFFFF" w:sz="0"/>
-            </w:tcBorders>
-            <w:shd w:fill="F5E8C0" w:color="auto" w:val="clear"/>
-            <w:tcMar>
-              <w:top w:type="dxa" w:w="40"/>
-              <w:left w:type="dxa" w:w="80"/>
-              <w:bottom w:type="dxa" w:w="40"/>
-              <w:right w:type="dxa" w:w="80"/>
-            </w:tcMar>
-            <w:vAlign w:val="center"/>
-          </w:tcPr>
-          <w:p>
-            <w:pPr>
-              <w:jc w:val="center"/>
-            </w:pPr>
-            <w:r>
-              <w:rPr>
-                <w:rFonts w:ascii="Arial" w:cs="Arial" w:eastAsia="Arial" w:hAnsi="Arial"/>
-                <w:b/>
-                <w:bCs/>
-                <w:color w:val="C9A227"/>
-                <w:sz w:val="13"/>
-                <w:szCs w:val="13"/>
-              </w:rPr>
-              <w:t xml:space="preserve">SETS</w:t>
-            </w:r>
-          </w:p>
-        </w:tc>
-        <w:tc>
-          <w:tcPr>
-            <w:tcW w:type="dxa" w:w="420"/>
-            <w:tcBorders>
-              <w:top w:val="none" w:color="FFFFFF" w:sz="0"/>
-              <w:left w:val="none" w:color="FFFFFF" w:sz="0"/>
-              <w:bottom w:val="none" w:color="FFFFFF" w:sz="0"/>
-              <w:right w:val="none" w:color="FFFFFF" w:sz="0"/>
-            </w:tcBorders>
-            <w:shd w:fill="F5E8C0" w:color="auto" w:val="clear"/>
-            <w:tcMar>
-              <w:top w:type="dxa" w:w="40"/>
-              <w:left w:type="dxa" w:w="80"/>
-              <w:bottom w:type="dxa" w:w="40"/>
-              <w:right w:type="dxa" w:w="80"/>
-            </w:tcMar>
-            <w:vAlign w:val="center"/>
-          </w:tcPr>
-          <w:p>
-            <w:pPr>
-              <w:jc w:val="center"/>
-            </w:pPr>
-            <w:r>
-              <w:rPr>
-                <w:rFonts w:ascii="Arial" w:cs="Arial" w:eastAsia="Arial" w:hAnsi="Arial"/>
-                <w:b/>
-                <w:bCs/>
-                <w:color w:val="C9A227"/>
-                <w:sz w:val="13"/>
-                <w:szCs w:val="13"/>
-              </w:rPr>
-              <w:t xml:space="preserve">REPS</w:t>
-            </w:r>
-          </w:p>
-        </w:tc>
-        <w:tc>
-          <w:tcPr>
-            <w:tcW w:type="dxa" w:w="680"/>
-            <w:tcBorders>
-              <w:top w:val="none" w:color="FFFFFF" w:sz="0"/>
-              <w:left w:val="none" w:color="FFFFFF" w:sz="0"/>
-              <w:bottom w:val="none" w:color="FFFFFF" w:sz="0"/>
-              <w:right w:val="none" w:color="FFFFFF" w:sz="0"/>
-            </w:tcBorders>
-            <w:shd w:fill="F5E8C0" w:color="auto" w:val="clear"/>
-            <w:tcMar>
-              <w:top w:type="dxa" w:w="40"/>
-              <w:left w:type="dxa" w:w="80"/>
-              <w:bottom w:type="dxa" w:w="40"/>
-              <w:right w:type="dxa" w:w="80"/>
-            </w:tcMar>
-            <w:vAlign w:val="center"/>
-          </w:tcPr>
-          <w:p>
-            <w:pPr>
-              <w:jc w:val="center"/>
-            </w:pPr>
-            <w:r>
-              <w:rPr>
-                <w:rFonts w:ascii="Arial" w:cs="Arial" w:eastAsia="Arial" w:hAnsi="Arial"/>
-                <w:b/>
-                <w:bCs/>
-                <w:color w:val="C9A227"/>
-                <w:sz w:val="13"/>
-                <w:szCs w:val="13"/>
-              </w:rPr>
-              <w:t xml:space="preserve">LOAD</w:t>
-            </w:r>
-          </w:p>
-        </w:tc>
-        <w:tc>
-          <w:tcPr>
-            <w:tcW w:type="dxa" w:w="540"/>
-            <w:tcBorders>
-              <w:top w:val="none" w:color="FFFFFF" w:sz="0"/>
-              <w:left w:val="none" w:color="FFFFFF" w:sz="0"/>
-              <w:bottom w:val="none" w:color="FFFFFF" w:sz="0"/>
-              <w:right w:val="none" w:color="FFFFFF" w:sz="0"/>
-            </w:tcBorders>
-            <w:shd w:fill="F5E8C0" w:color="auto" w:val="clear"/>
-            <w:tcMar>
-              <w:top w:type="dxa" w:w="40"/>
-              <w:left w:type="dxa" w:w="80"/>
-              <w:bottom w:type="dxa" w:w="40"/>
-              <w:right w:type="dxa" w:w="80"/>
-            </w:tcMar>
-            <w:vAlign w:val="center"/>
-          </w:tcPr>
-          <w:p>
-            <w:pPr>
-              <w:jc w:val="center"/>
-            </w:pPr>
-            <w:r>
-              <w:rPr>
-                <w:rFonts w:ascii="Arial" w:cs="Arial" w:eastAsia="Arial" w:hAnsi="Arial"/>
-                <w:b/>
-                <w:bCs/>
-                <w:color w:val="C9A227"/>
-                <w:sz w:val="13"/>
-                <w:szCs w:val="13"/>
-              </w:rPr>
-              <w:t xml:space="preserve">TEMPO</w:t>
-            </w:r>
-          </w:p>
-        </w:tc>
-        <w:tc>
-          <w:tcPr>
-            <w:tcW w:type="dxa" w:w="440"/>
-            <w:tcBorders>
-              <w:top w:val="none" w:color="FFFFFF" w:sz="0"/>
-              <w:left w:val="none" w:color="FFFFFF" w:sz="0"/>
-              <w:bottom w:val="none" w:color="FFFFFF" w:sz="0"/>
-              <w:right w:val="none" w:color="FFFFFF" w:sz="0"/>
-            </w:tcBorders>
-            <w:shd w:fill="F5E8C0" w:color="auto" w:val="clear"/>
-            <w:tcMar>
-              <w:top w:type="dxa" w:w="40"/>
-              <w:left w:type="dxa" w:w="80"/>
-              <w:bottom w:type="dxa" w:w="40"/>
-              <w:right w:type="dxa" w:w="80"/>
-            </w:tcMar>
-            <w:vAlign w:val="center"/>
-          </w:tcPr>
-          <w:p>
-            <w:pPr>
-              <w:jc w:val="center"/>
-            </w:pPr>
-            <w:r>
-              <w:rPr>
-                <w:rFonts w:ascii="Arial" w:cs="Arial" w:eastAsia="Arial" w:hAnsi="Arial"/>
-                <w:b/>
-                <w:bCs/>
-                <w:color w:val="C9A227"/>
-                <w:sz w:val="13"/>
-                <w:szCs w:val="13"/>
-              </w:rPr>
-              <w:t xml:space="preserve">REST</w:t>
-            </w:r>
-          </w:p>
-        </w:tc>
-        <w:tc>
-          <w:tcPr>
-            <w:tcW w:type="dxa" w:w="5580"/>
-            <w:tcBorders>
-              <w:top w:val="none" w:color="FFFFFF" w:sz="0"/>
-              <w:left w:val="none" w:color="FFFFFF" w:sz="0"/>
-              <w:bottom w:val="none" w:color="FFFFFF" w:sz="0"/>
-              <w:right w:val="none" w:color="FFFFFF" w:sz="0"/>
-            </w:tcBorders>
-            <w:shd w:fill="F5E8C0" w:color="auto" w:val="clear"/>
-            <w:tcMar>
-              <w:top w:type="dxa" w:w="40"/>
-              <w:left w:type="dxa" w:w="80"/>
-              <w:bottom w:type="dxa" w:w="40"/>
-              <w:right w:type="dxa" w:w="80"/>
-            </w:tcMar>
-            <w:vAlign w:val="center"/>
-          </w:tcPr>
-          <w:p>
-            <w:pPr>
-              <w:jc w:val="left"/>
-            </w:pPr>
-            <w:r>
-              <w:rPr>
-                <w:rFonts w:ascii="Arial" w:cs="Arial" w:eastAsia="Arial" w:hAnsi="Arial"/>
-                <w:b/>
-                <w:bCs/>
-                <w:color w:val="C9A227"/>
-                <w:sz w:val="15"/>
-                <w:szCs w:val="15"/>
-              </w:rPr>
-              <w:t xml:space="preserve">COACHING CUE</w:t>
-            </w:r>
-          </w:p>
-        </w:tc>
-      </w:tr>
-      <w:tr>
-        <w:tc>
-          <w:tcPr>
-            <w:tcW w:type="dxa" w:w="2400"/>
-            <w:tcBorders>
-              <w:top w:val="none" w:color="FFFFFF" w:sz="0"/>
-              <w:left w:val="none" w:color="FFFFFF" w:sz="0"/>
-              <w:bottom w:val="none" w:color="FFFFFF" w:sz="0"/>
-              <w:right w:val="none" w:color="FFFFFF" w:sz="0"/>
-            </w:tcBorders>
-            <w:shd w:fill="FAF3E0" w:color="auto" w:val="clear"/>
-            <w:tcMar>
-              <w:top w:type="dxa" w:w="40"/>
-              <w:left w:type="dxa" w:w="80"/>
-              <w:bottom w:type="dxa" w:w="40"/>
-              <w:right w:type="dxa" w:w="80"/>
-            </w:tcMar>
-            <w:vAlign w:val="center"/>
-          </w:tcPr>
-          <w:p>
-            <w:r>
-              <w:rPr>
-                <w:rFonts w:ascii="Arial" w:cs="Arial" w:eastAsia="Arial" w:hAnsi="Arial"/>
-                <w:b/>
-                <w:bCs/>
-                <w:color w:val="2C2C2C"/>
-                <w:sz w:val="18"/>
-                <w:szCs w:val="18"/>
-              </w:rPr>
-              <w:t xml:space="preserve">Farmers Carry (Light — Integration)</w:t>
-            </w:r>
-          </w:p>
-        </w:tc>
-        <w:tc>
-          <w:tcPr>
-            <w:tcW w:type="dxa" w:w="380"/>
-            <w:tcBorders>
-              <w:top w:val="none" w:color="FFFFFF" w:sz="0"/>
-              <w:left w:val="none" w:color="FFFFFF" w:sz="0"/>
-              <w:bottom w:val="none" w:color="FFFFFF" w:sz="0"/>
-              <w:right w:val="none" w:color="FFFFFF" w:sz="0"/>
-            </w:tcBorders>
-            <w:shd w:fill="FAF3E0" w:color="auto" w:val="clear"/>
-            <w:tcMar>
-              <w:top w:type="dxa" w:w="40"/>
-              <w:left w:type="dxa" w:w="80"/>
-              <w:bottom w:type="dxa" w:w="40"/>
-              <w:right w:type="dxa" w:w="80"/>
-            </w:tcMar>
-            <w:vAlign w:val="center"/>
-          </w:tcPr>
-          <w:p>
-            <w:pPr>
-              <w:jc w:val="center"/>
-            </w:pPr>
-            <w:r>
-              <w:rPr>
-                <w:rFonts w:ascii="Arial" w:cs="Arial" w:eastAsia="Arial" w:hAnsi="Arial"/>
-                <w:color w:val="6B6B6B"/>
-                <w:sz w:val="15"/>
-                <w:szCs w:val="15"/>
-              </w:rPr>
-              <w:t xml:space="preserve">2</w:t>
-            </w:r>
-          </w:p>
-        </w:tc>
-        <w:tc>
-          <w:tcPr>
-            <w:tcW w:type="dxa" w:w="420"/>
-            <w:tcBorders>
-              <w:top w:val="none" w:color="FFFFFF" w:sz="0"/>
-              <w:left w:val="none" w:color="FFFFFF" w:sz="0"/>
-              <w:bottom w:val="none" w:color="FFFFFF" w:sz="0"/>
-              <w:right w:val="none" w:color="FFFFFF" w:sz="0"/>
-            </w:tcBorders>
-            <w:shd w:fill="FAF3E0" w:color="auto" w:val="clear"/>
-            <w:tcMar>
-              <w:top w:type="dxa" w:w="40"/>
-              <w:left w:type="dxa" w:w="80"/>
-              <w:bottom w:type="dxa" w:w="40"/>
-              <w:right w:type="dxa" w:w="80"/>
-            </w:tcMar>
-            <w:vAlign w:val="center"/>
-          </w:tcPr>
-          <w:p>
-            <w:pPr>
-              <w:jc w:val="center"/>
-            </w:pPr>
-            <w:r>
-              <w:rPr>
-                <w:rFonts w:ascii="Arial" w:cs="Arial" w:eastAsia="Arial" w:hAnsi="Arial"/>
-                <w:color w:val="6B6B6B"/>
-                <w:sz w:val="15"/>
-                <w:szCs w:val="15"/>
-              </w:rPr>
-              <w:t xml:space="preserve">25–30 yds</w:t>
-            </w:r>
-          </w:p>
-        </w:tc>
-        <w:tc>
-          <w:tcPr>
-            <w:tcW w:type="dxa" w:w="680"/>
-            <w:tcBorders>
-              <w:top w:val="none" w:color="FFFFFF" w:sz="0"/>
-              <w:left w:val="none" w:color="FFFFFF" w:sz="0"/>
-              <w:bottom w:val="none" w:color="FFFFFF" w:sz="0"/>
-              <w:right w:val="none" w:color="FFFFFF" w:sz="0"/>
-            </w:tcBorders>
-            <w:shd w:fill="FAF3E0" w:color="auto" w:val="clear"/>
-            <w:tcMar>
-              <w:top w:type="dxa" w:w="40"/>
-              <w:left w:type="dxa" w:w="80"/>
-              <w:bottom w:type="dxa" w:w="40"/>
-              <w:right w:type="dxa" w:w="80"/>
-            </w:tcMar>
-            <w:vAlign w:val="center"/>
-          </w:tcPr>
-          <w:p>
-            <w:pPr>
-              <w:jc w:val="center"/>
-            </w:pPr>
-            <w:r>
-              <w:rPr>
-                <w:rFonts w:ascii="Arial" w:cs="Arial" w:eastAsia="Arial" w:hAnsi="Arial"/>
-                <w:color w:val="6B6B6B"/>
-                <w:sz w:val="15"/>
-                <w:szCs w:val="15"/>
-              </w:rPr>
-              <w:t xml:space="preserve">30–40 lbs/hand</w:t>
-            </w:r>
-          </w:p>
-        </w:tc>
-        <w:tc>
-          <w:tcPr>
-            <w:tcW w:type="dxa" w:w="540"/>
-            <w:tcBorders>
-              <w:top w:val="none" w:color="FFFFFF" w:sz="0"/>
-              <w:left w:val="none" w:color="FFFFFF" w:sz="0"/>
-              <w:bottom w:val="none" w:color="FFFFFF" w:sz="0"/>
-              <w:right w:val="none" w:color="FFFFFF" w:sz="0"/>
-            </w:tcBorders>
-            <w:shd w:fill="FAF3E0" w:color="auto" w:val="clear"/>
-            <w:tcMar>
-              <w:top w:type="dxa" w:w="40"/>
-              <w:left w:type="dxa" w:w="80"/>
-              <w:bottom w:type="dxa" w:w="40"/>
-              <w:right w:type="dxa" w:w="80"/>
-            </w:tcMar>
-            <w:vAlign w:val="center"/>
-          </w:tcPr>
-          <w:p>
-            <w:pPr>
-              <w:jc w:val="center"/>
-            </w:pPr>
-            <w:r>
-              <w:rPr>
-                <w:rFonts w:ascii="Arial" w:cs="Arial" w:eastAsia="Arial" w:hAnsi="Arial"/>
-                <w:color w:val="6B6B6B"/>
-                <w:sz w:val="15"/>
-                <w:szCs w:val="15"/>
-              </w:rPr>
-              <w:t xml:space="preserve">Controlled</w:t>
-            </w:r>
-          </w:p>
-        </w:tc>
-        <w:tc>
-          <w:tcPr>
-            <w:tcW w:type="dxa" w:w="440"/>
-            <w:tcBorders>
-              <w:top w:val="none" w:color="FFFFFF" w:sz="0"/>
-              <w:left w:val="none" w:color="FFFFFF" w:sz="0"/>
-              <w:bottom w:val="none" w:color="FFFFFF" w:sz="0"/>
-              <w:right w:val="none" w:color="FFFFFF" w:sz="0"/>
-            </w:tcBorders>
-            <w:shd w:fill="FAF3E0" w:color="auto" w:val="clear"/>
-            <w:tcMar>
-              <w:top w:type="dxa" w:w="40"/>
-              <w:left w:type="dxa" w:w="80"/>
-              <w:bottom w:type="dxa" w:w="40"/>
-              <w:right w:type="dxa" w:w="80"/>
-            </w:tcMar>
-            <w:vAlign w:val="center"/>
-          </w:tcPr>
-          <w:p>
-            <w:pPr>
-              <w:jc w:val="center"/>
-            </w:pPr>
-            <w:r>
-              <w:rPr>
-                <w:rFonts w:ascii="Arial" w:cs="Arial" w:eastAsia="Arial" w:hAnsi="Arial"/>
-                <w:color w:val="6B6B6B"/>
-                <w:sz w:val="15"/>
-                <w:szCs w:val="15"/>
-              </w:rPr>
-              <w:t xml:space="preserve">60s</w:t>
-            </w:r>
-          </w:p>
-        </w:tc>
-        <w:tc>
-          <w:tcPr>
-            <w:tcW w:type="dxa" w:w="5580"/>
-            <w:tcBorders>
-              <w:top w:val="none" w:color="FFFFFF" w:sz="0"/>
-              <w:left w:val="none" w:color="FFFFFF" w:sz="0"/>
-              <w:bottom w:val="none" w:color="FFFFFF" w:sz="0"/>
-              <w:right w:val="none" w:color="FFFFFF" w:sz="0"/>
-            </w:tcBorders>
-            <w:shd w:fill="FAF3E0" w:color="auto" w:val="clear"/>
-            <w:tcMar>
-              <w:top w:type="dxa" w:w="40"/>
-              <w:left w:type="dxa" w:w="80"/>
-              <w:bottom w:type="dxa" w:w="40"/>
-              <w:right w:type="dxa" w:w="80"/>
-            </w:tcMar>
-            <w:vAlign w:val="center"/>
-          </w:tcPr>
-          <w:p>
-            <w:r>
-              <w:rPr>
-                <w:rFonts w:ascii="Arial" w:cs="Arial" w:eastAsia="Arial" w:hAnsi="Arial"/>
-                <w:color w:val="6B6B6B"/>
-                <w:sz w:val="17"/>
-                <w:szCs w:val="17"/>
-              </w:rPr>
-              <w:t xml:space="preserve">Shoulders packed, ribs stacked, tall posture — the quality of the carry is the exercise, not the load.</w:t>
             </w:r>
           </w:p>
         </w:tc>
@@ -13771,7 +13771,7 @@
                 <w:sz w:val="18"/>
                 <w:szCs w:val="18"/>
               </w:rPr>
-              <w:t xml:space="preserve">Box Step-Up</w:t>
+              <w:t xml:space="preserve">Single-Leg Glute Bridge</w:t>
             </w:r>
           </w:p>
         </w:tc>
@@ -13837,7 +13837,7 @@
                 <w:sz w:val="15"/>
                 <w:szCs w:val="15"/>
               </w:rPr>
-              <w:t xml:space="preserve">10 ea</w:t>
+              <w:t xml:space="preserve">12 ea</w:t>
             </w:r>
           </w:p>
         </w:tc>
@@ -13870,7 +13870,7 @@
                 <w:sz w:val="15"/>
                 <w:szCs w:val="15"/>
               </w:rPr>
-              <w:t xml:space="preserve">20–25 lbs/hand</w:t>
+              <w:t xml:space="preserve">Bodyweight</w:t>
             </w:r>
           </w:p>
         </w:tc>
@@ -13903,7 +13903,7 @@
                 <w:sz w:val="15"/>
                 <w:szCs w:val="15"/>
               </w:rPr>
-              <w:t xml:space="preserve">2-1-1</w:t>
+              <w:t xml:space="preserve">2-2-1</w:t>
             </w:r>
           </w:p>
         </w:tc>
@@ -13936,7 +13936,7 @@
                 <w:sz w:val="15"/>
                 <w:szCs w:val="15"/>
               </w:rPr>
-              <w:t xml:space="preserve">60s</w:t>
+              <w:t xml:space="preserve">45s</w:t>
             </w:r>
           </w:p>
         </w:tc>
@@ -13950,235 +13950,6 @@
               <w:right w:val="none" w:color="FFFFFF" w:sz="0"/>
             </w:tcBorders>
             <w:shd w:fill="FFFFFF" w:color="auto" w:val="clear"/>
-            <w:tcMar>
-              <w:top w:type="dxa" w:w="40"/>
-              <w:left w:type="dxa" w:w="80"/>
-              <w:bottom w:type="dxa" w:w="40"/>
-              <w:right w:type="dxa" w:w="80"/>
-            </w:tcMar>
-            <w:vAlign w:val="center"/>
-          </w:tcPr>
-          <w:p>
-            <w:r>
-              <w:rPr>
-                <w:rFonts w:ascii="Arial" w:cs="Arial" w:eastAsia="Arial" w:hAnsi="Arial"/>
-                <w:color w:val="6B6B6B"/>
-                <w:sz w:val="17"/>
-                <w:szCs w:val="17"/>
-              </w:rPr>
-              <w:t xml:space="preserve">18–20 inch box. Full hip extension at top. All drive from working leg.</w:t>
-            </w:r>
-          </w:p>
-        </w:tc>
-      </w:tr>
-      <w:tr>
-        <w:tc>
-          <w:tcPr>
-            <w:tcW w:type="dxa" w:w="2400"/>
-            <w:tcBorders>
-              <w:top w:val="none" w:color="FFFFFF" w:sz="0"/>
-              <w:left w:val="none" w:color="FFFFFF" w:sz="0"/>
-              <w:bottom w:val="none" w:color="FFFFFF" w:sz="0"/>
-              <w:right w:val="none" w:color="FFFFFF" w:sz="0"/>
-            </w:tcBorders>
-            <w:shd w:fill="FFF5F5" w:color="auto" w:val="clear"/>
-            <w:tcMar>
-              <w:top w:type="dxa" w:w="40"/>
-              <w:left w:type="dxa" w:w="80"/>
-              <w:bottom w:type="dxa" w:w="40"/>
-              <w:right w:type="dxa" w:w="80"/>
-            </w:tcMar>
-            <w:vAlign w:val="center"/>
-          </w:tcPr>
-          <w:p>
-            <w:r>
-              <w:rPr>
-                <w:rFonts w:ascii="Arial" w:cs="Arial" w:eastAsia="Arial" w:hAnsi="Arial"/>
-                <w:b/>
-                <w:bCs/>
-                <w:color w:val="2C2C2C"/>
-                <w:sz w:val="18"/>
-                <w:szCs w:val="18"/>
-              </w:rPr>
-              <w:t xml:space="preserve">Single-Leg Glute Bridge</w:t>
-            </w:r>
-          </w:p>
-        </w:tc>
-        <w:tc>
-          <w:tcPr>
-            <w:tcW w:type="dxa" w:w="380"/>
-            <w:tcBorders>
-              <w:top w:val="none" w:color="FFFFFF" w:sz="0"/>
-              <w:left w:val="none" w:color="FFFFFF" w:sz="0"/>
-              <w:bottom w:val="none" w:color="FFFFFF" w:sz="0"/>
-              <w:right w:val="none" w:color="FFFFFF" w:sz="0"/>
-            </w:tcBorders>
-            <w:shd w:fill="FFF5F5" w:color="auto" w:val="clear"/>
-            <w:tcMar>
-              <w:top w:type="dxa" w:w="40"/>
-              <w:left w:type="dxa" w:w="80"/>
-              <w:bottom w:type="dxa" w:w="40"/>
-              <w:right w:type="dxa" w:w="80"/>
-            </w:tcMar>
-            <w:vAlign w:val="center"/>
-          </w:tcPr>
-          <w:p>
-            <w:pPr>
-              <w:jc w:val="center"/>
-            </w:pPr>
-            <w:r>
-              <w:rPr>
-                <w:rFonts w:ascii="Arial" w:cs="Arial" w:eastAsia="Arial" w:hAnsi="Arial"/>
-                <w:color w:val="6B6B6B"/>
-                <w:sz w:val="15"/>
-                <w:szCs w:val="15"/>
-              </w:rPr>
-              <w:t xml:space="preserve">3</w:t>
-            </w:r>
-          </w:p>
-        </w:tc>
-        <w:tc>
-          <w:tcPr>
-            <w:tcW w:type="dxa" w:w="420"/>
-            <w:tcBorders>
-              <w:top w:val="none" w:color="FFFFFF" w:sz="0"/>
-              <w:left w:val="none" w:color="FFFFFF" w:sz="0"/>
-              <w:bottom w:val="none" w:color="FFFFFF" w:sz="0"/>
-              <w:right w:val="none" w:color="FFFFFF" w:sz="0"/>
-            </w:tcBorders>
-            <w:shd w:fill="FFF5F5" w:color="auto" w:val="clear"/>
-            <w:tcMar>
-              <w:top w:type="dxa" w:w="40"/>
-              <w:left w:type="dxa" w:w="80"/>
-              <w:bottom w:type="dxa" w:w="40"/>
-              <w:right w:type="dxa" w:w="80"/>
-            </w:tcMar>
-            <w:vAlign w:val="center"/>
-          </w:tcPr>
-          <w:p>
-            <w:pPr>
-              <w:jc w:val="center"/>
-            </w:pPr>
-            <w:r>
-              <w:rPr>
-                <w:rFonts w:ascii="Arial" w:cs="Arial" w:eastAsia="Arial" w:hAnsi="Arial"/>
-                <w:color w:val="6B6B6B"/>
-                <w:sz w:val="15"/>
-                <w:szCs w:val="15"/>
-              </w:rPr>
-              <w:t xml:space="preserve">12 ea</w:t>
-            </w:r>
-          </w:p>
-        </w:tc>
-        <w:tc>
-          <w:tcPr>
-            <w:tcW w:type="dxa" w:w="680"/>
-            <w:tcBorders>
-              <w:top w:val="none" w:color="FFFFFF" w:sz="0"/>
-              <w:left w:val="none" w:color="FFFFFF" w:sz="0"/>
-              <w:bottom w:val="none" w:color="FFFFFF" w:sz="0"/>
-              <w:right w:val="none" w:color="FFFFFF" w:sz="0"/>
-            </w:tcBorders>
-            <w:shd w:fill="FFF5F5" w:color="auto" w:val="clear"/>
-            <w:tcMar>
-              <w:top w:type="dxa" w:w="40"/>
-              <w:left w:type="dxa" w:w="80"/>
-              <w:bottom w:type="dxa" w:w="40"/>
-              <w:right w:type="dxa" w:w="80"/>
-            </w:tcMar>
-            <w:vAlign w:val="center"/>
-          </w:tcPr>
-          <w:p>
-            <w:pPr>
-              <w:jc w:val="center"/>
-            </w:pPr>
-            <w:r>
-              <w:rPr>
-                <w:rFonts w:ascii="Arial" w:cs="Arial" w:eastAsia="Arial" w:hAnsi="Arial"/>
-                <w:color w:val="6B6B6B"/>
-                <w:sz w:val="15"/>
-                <w:szCs w:val="15"/>
-              </w:rPr>
-              <w:t xml:space="preserve">Bodyweight</w:t>
-            </w:r>
-          </w:p>
-        </w:tc>
-        <w:tc>
-          <w:tcPr>
-            <w:tcW w:type="dxa" w:w="540"/>
-            <w:tcBorders>
-              <w:top w:val="none" w:color="FFFFFF" w:sz="0"/>
-              <w:left w:val="none" w:color="FFFFFF" w:sz="0"/>
-              <w:bottom w:val="none" w:color="FFFFFF" w:sz="0"/>
-              <w:right w:val="none" w:color="FFFFFF" w:sz="0"/>
-            </w:tcBorders>
-            <w:shd w:fill="FFF5F5" w:color="auto" w:val="clear"/>
-            <w:tcMar>
-              <w:top w:type="dxa" w:w="40"/>
-              <w:left w:type="dxa" w:w="80"/>
-              <w:bottom w:type="dxa" w:w="40"/>
-              <w:right w:type="dxa" w:w="80"/>
-            </w:tcMar>
-            <w:vAlign w:val="center"/>
-          </w:tcPr>
-          <w:p>
-            <w:pPr>
-              <w:jc w:val="center"/>
-            </w:pPr>
-            <w:r>
-              <w:rPr>
-                <w:rFonts w:ascii="Arial" w:cs="Arial" w:eastAsia="Arial" w:hAnsi="Arial"/>
-                <w:color w:val="6B6B6B"/>
-                <w:sz w:val="15"/>
-                <w:szCs w:val="15"/>
-              </w:rPr>
-              <w:t xml:space="preserve">2-2-1</w:t>
-            </w:r>
-          </w:p>
-        </w:tc>
-        <w:tc>
-          <w:tcPr>
-            <w:tcW w:type="dxa" w:w="440"/>
-            <w:tcBorders>
-              <w:top w:val="none" w:color="FFFFFF" w:sz="0"/>
-              <w:left w:val="none" w:color="FFFFFF" w:sz="0"/>
-              <w:bottom w:val="none" w:color="FFFFFF" w:sz="0"/>
-              <w:right w:val="none" w:color="FFFFFF" w:sz="0"/>
-            </w:tcBorders>
-            <w:shd w:fill="FFF5F5" w:color="auto" w:val="clear"/>
-            <w:tcMar>
-              <w:top w:type="dxa" w:w="40"/>
-              <w:left w:type="dxa" w:w="80"/>
-              <w:bottom w:type="dxa" w:w="40"/>
-              <w:right w:type="dxa" w:w="80"/>
-            </w:tcMar>
-            <w:vAlign w:val="center"/>
-          </w:tcPr>
-          <w:p>
-            <w:pPr>
-              <w:jc w:val="center"/>
-            </w:pPr>
-            <w:r>
-              <w:rPr>
-                <w:rFonts w:ascii="Arial" w:cs="Arial" w:eastAsia="Arial" w:hAnsi="Arial"/>
-                <w:color w:val="6B6B6B"/>
-                <w:sz w:val="15"/>
-                <w:szCs w:val="15"/>
-              </w:rPr>
-              <w:t xml:space="preserve">45s</w:t>
-            </w:r>
-          </w:p>
-        </w:tc>
-        <w:tc>
-          <w:tcPr>
-            <w:tcW w:type="dxa" w:w="5580"/>
-            <w:tcBorders>
-              <w:top w:val="none" w:color="FFFFFF" w:sz="0"/>
-              <w:left w:val="none" w:color="FFFFFF" w:sz="0"/>
-              <w:bottom w:val="none" w:color="FFFFFF" w:sz="0"/>
-              <w:right w:val="none" w:color="FFFFFF" w:sz="0"/>
-            </w:tcBorders>
-            <w:shd w:fill="FFF5F5" w:color="auto" w:val="clear"/>
             <w:tcMar>
               <w:top w:type="dxa" w:w="40"/>
               <w:left w:type="dxa" w:w="80"/>
@@ -14219,7 +13990,553 @@
           <w:sz w:val="17"/>
           <w:szCs w:val="17"/>
         </w:rPr>
-        <w:t xml:space="preserve">D — SECONDARY COMPOUND — SQUAT (ICONS BATTERY)</w:t>
+        <w:t xml:space="preserve">D — FULL-BODY INTEGRATION — SLED DRIVE</w:t>
+      </w:r>
+    </w:p>
+    <w:p>
+      <w:pPr>
+        <w:spacing w:after="80"/>
+      </w:pPr>
+      <w:r>
+        <w:rPr>
+          <w:rFonts w:ascii="Arial" w:cs="Arial" w:eastAsia="Arial" w:hAnsi="Arial"/>
+          <w:color w:val="2C2C2C"/>
+          <w:sz w:val="17"/>
+          <w:szCs w:val="17"/>
+        </w:rPr>
+        <w:t xml:space="preserve">The session's closing compound: the sled pulls the day's hip and leg drive into one full-body movement — full hip extension every stride, braced trunk, no spinal flexion. Add 10 lbs each week toward 140–150 lbs at Week 4. On a day the legs are already well spent, a heavy farmers carry (hex bar past 60 lbs/hand) or a hinge-to-carry finisher covers the same integrated ground at matched effort.</w:t>
+      </w:r>
+    </w:p>
+    <w:tbl>
+      <w:tblPr>
+        <w:tblW w:type="dxa" w:w="10440"/>
+        <w:tblBorders>
+          <w:top w:val="none" w:color="FFFFFF" w:sz="0"/>
+          <w:left w:val="none" w:color="FFFFFF" w:sz="0"/>
+          <w:bottom w:val="none" w:color="FFFFFF" w:sz="0"/>
+          <w:right w:val="none" w:color="FFFFFF" w:sz="0"/>
+          <w:insideH w:val="single" w:color="auto" w:sz="4"/>
+          <w:insideV w:val="single" w:color="auto" w:sz="4"/>
+        </w:tblBorders>
+      </w:tblPr>
+      <w:tblGrid>
+        <w:gridCol w:w="2400"/>
+        <w:gridCol w:w="380"/>
+        <w:gridCol w:w="420"/>
+        <w:gridCol w:w="680"/>
+        <w:gridCol w:w="540"/>
+        <w:gridCol w:w="440"/>
+        <w:gridCol w:w="5580"/>
+      </w:tblGrid>
+      <w:tr>
+        <w:tc>
+          <w:tcPr>
+            <w:tcW w:type="dxa" w:w="2400"/>
+            <w:tcBorders>
+              <w:top w:val="none" w:color="FFFFFF" w:sz="0"/>
+              <w:left w:val="none" w:color="FFFFFF" w:sz="0"/>
+              <w:bottom w:val="none" w:color="FFFFFF" w:sz="0"/>
+              <w:right w:val="none" w:color="FFFFFF" w:sz="0"/>
+            </w:tcBorders>
+            <w:shd w:fill="FFEBEE" w:color="auto" w:val="clear"/>
+            <w:tcMar>
+              <w:top w:type="dxa" w:w="40"/>
+              <w:left w:type="dxa" w:w="80"/>
+              <w:bottom w:type="dxa" w:w="40"/>
+              <w:right w:type="dxa" w:w="80"/>
+            </w:tcMar>
+            <w:vAlign w:val="center"/>
+          </w:tcPr>
+          <w:p>
+            <w:pPr>
+              <w:jc w:val="left"/>
+            </w:pPr>
+            <w:r>
+              <w:rPr>
+                <w:rFonts w:ascii="Arial" w:cs="Arial" w:eastAsia="Arial" w:hAnsi="Arial"/>
+                <w:b/>
+                <w:bCs/>
+                <w:color w:val="E53935"/>
+                <w:sz w:val="15"/>
+                <w:szCs w:val="15"/>
+              </w:rPr>
+              <w:t xml:space="preserve">EXERCISE</w:t>
+            </w:r>
+          </w:p>
+        </w:tc>
+        <w:tc>
+          <w:tcPr>
+            <w:tcW w:type="dxa" w:w="380"/>
+            <w:tcBorders>
+              <w:top w:val="none" w:color="FFFFFF" w:sz="0"/>
+              <w:left w:val="none" w:color="FFFFFF" w:sz="0"/>
+              <w:bottom w:val="none" w:color="FFFFFF" w:sz="0"/>
+              <w:right w:val="none" w:color="FFFFFF" w:sz="0"/>
+            </w:tcBorders>
+            <w:shd w:fill="FFEBEE" w:color="auto" w:val="clear"/>
+            <w:tcMar>
+              <w:top w:type="dxa" w:w="40"/>
+              <w:left w:type="dxa" w:w="80"/>
+              <w:bottom w:type="dxa" w:w="40"/>
+              <w:right w:type="dxa" w:w="80"/>
+            </w:tcMar>
+            <w:vAlign w:val="center"/>
+          </w:tcPr>
+          <w:p>
+            <w:pPr>
+              <w:jc w:val="center"/>
+            </w:pPr>
+            <w:r>
+              <w:rPr>
+                <w:rFonts w:ascii="Arial" w:cs="Arial" w:eastAsia="Arial" w:hAnsi="Arial"/>
+                <w:b/>
+                <w:bCs/>
+                <w:color w:val="E53935"/>
+                <w:sz w:val="13"/>
+                <w:szCs w:val="13"/>
+              </w:rPr>
+              <w:t xml:space="preserve">SETS</w:t>
+            </w:r>
+          </w:p>
+        </w:tc>
+        <w:tc>
+          <w:tcPr>
+            <w:tcW w:type="dxa" w:w="420"/>
+            <w:tcBorders>
+              <w:top w:val="none" w:color="FFFFFF" w:sz="0"/>
+              <w:left w:val="none" w:color="FFFFFF" w:sz="0"/>
+              <w:bottom w:val="none" w:color="FFFFFF" w:sz="0"/>
+              <w:right w:val="none" w:color="FFFFFF" w:sz="0"/>
+            </w:tcBorders>
+            <w:shd w:fill="FFEBEE" w:color="auto" w:val="clear"/>
+            <w:tcMar>
+              <w:top w:type="dxa" w:w="40"/>
+              <w:left w:type="dxa" w:w="80"/>
+              <w:bottom w:type="dxa" w:w="40"/>
+              <w:right w:type="dxa" w:w="80"/>
+            </w:tcMar>
+            <w:vAlign w:val="center"/>
+          </w:tcPr>
+          <w:p>
+            <w:pPr>
+              <w:jc w:val="center"/>
+            </w:pPr>
+            <w:r>
+              <w:rPr>
+                <w:rFonts w:ascii="Arial" w:cs="Arial" w:eastAsia="Arial" w:hAnsi="Arial"/>
+                <w:b/>
+                <w:bCs/>
+                <w:color w:val="E53935"/>
+                <w:sz w:val="13"/>
+                <w:szCs w:val="13"/>
+              </w:rPr>
+              <w:t xml:space="preserve">REPS</w:t>
+            </w:r>
+          </w:p>
+        </w:tc>
+        <w:tc>
+          <w:tcPr>
+            <w:tcW w:type="dxa" w:w="680"/>
+            <w:tcBorders>
+              <w:top w:val="none" w:color="FFFFFF" w:sz="0"/>
+              <w:left w:val="none" w:color="FFFFFF" w:sz="0"/>
+              <w:bottom w:val="none" w:color="FFFFFF" w:sz="0"/>
+              <w:right w:val="none" w:color="FFFFFF" w:sz="0"/>
+            </w:tcBorders>
+            <w:shd w:fill="FFEBEE" w:color="auto" w:val="clear"/>
+            <w:tcMar>
+              <w:top w:type="dxa" w:w="40"/>
+              <w:left w:type="dxa" w:w="80"/>
+              <w:bottom w:type="dxa" w:w="40"/>
+              <w:right w:type="dxa" w:w="80"/>
+            </w:tcMar>
+            <w:vAlign w:val="center"/>
+          </w:tcPr>
+          <w:p>
+            <w:pPr>
+              <w:jc w:val="center"/>
+            </w:pPr>
+            <w:r>
+              <w:rPr>
+                <w:rFonts w:ascii="Arial" w:cs="Arial" w:eastAsia="Arial" w:hAnsi="Arial"/>
+                <w:b/>
+                <w:bCs/>
+                <w:color w:val="E53935"/>
+                <w:sz w:val="13"/>
+                <w:szCs w:val="13"/>
+              </w:rPr>
+              <w:t xml:space="preserve">LOAD</w:t>
+            </w:r>
+          </w:p>
+        </w:tc>
+        <w:tc>
+          <w:tcPr>
+            <w:tcW w:type="dxa" w:w="540"/>
+            <w:tcBorders>
+              <w:top w:val="none" w:color="FFFFFF" w:sz="0"/>
+              <w:left w:val="none" w:color="FFFFFF" w:sz="0"/>
+              <w:bottom w:val="none" w:color="FFFFFF" w:sz="0"/>
+              <w:right w:val="none" w:color="FFFFFF" w:sz="0"/>
+            </w:tcBorders>
+            <w:shd w:fill="FFEBEE" w:color="auto" w:val="clear"/>
+            <w:tcMar>
+              <w:top w:type="dxa" w:w="40"/>
+              <w:left w:type="dxa" w:w="80"/>
+              <w:bottom w:type="dxa" w:w="40"/>
+              <w:right w:type="dxa" w:w="80"/>
+            </w:tcMar>
+            <w:vAlign w:val="center"/>
+          </w:tcPr>
+          <w:p>
+            <w:pPr>
+              <w:jc w:val="center"/>
+            </w:pPr>
+            <w:r>
+              <w:rPr>
+                <w:rFonts w:ascii="Arial" w:cs="Arial" w:eastAsia="Arial" w:hAnsi="Arial"/>
+                <w:b/>
+                <w:bCs/>
+                <w:color w:val="E53935"/>
+                <w:sz w:val="13"/>
+                <w:szCs w:val="13"/>
+              </w:rPr>
+              <w:t xml:space="preserve">TEMPO</w:t>
+            </w:r>
+          </w:p>
+        </w:tc>
+        <w:tc>
+          <w:tcPr>
+            <w:tcW w:type="dxa" w:w="440"/>
+            <w:tcBorders>
+              <w:top w:val="none" w:color="FFFFFF" w:sz="0"/>
+              <w:left w:val="none" w:color="FFFFFF" w:sz="0"/>
+              <w:bottom w:val="none" w:color="FFFFFF" w:sz="0"/>
+              <w:right w:val="none" w:color="FFFFFF" w:sz="0"/>
+            </w:tcBorders>
+            <w:shd w:fill="FFEBEE" w:color="auto" w:val="clear"/>
+            <w:tcMar>
+              <w:top w:type="dxa" w:w="40"/>
+              <w:left w:type="dxa" w:w="80"/>
+              <w:bottom w:type="dxa" w:w="40"/>
+              <w:right w:type="dxa" w:w="80"/>
+            </w:tcMar>
+            <w:vAlign w:val="center"/>
+          </w:tcPr>
+          <w:p>
+            <w:pPr>
+              <w:jc w:val="center"/>
+            </w:pPr>
+            <w:r>
+              <w:rPr>
+                <w:rFonts w:ascii="Arial" w:cs="Arial" w:eastAsia="Arial" w:hAnsi="Arial"/>
+                <w:b/>
+                <w:bCs/>
+                <w:color w:val="E53935"/>
+                <w:sz w:val="13"/>
+                <w:szCs w:val="13"/>
+              </w:rPr>
+              <w:t xml:space="preserve">REST</w:t>
+            </w:r>
+          </w:p>
+        </w:tc>
+        <w:tc>
+          <w:tcPr>
+            <w:tcW w:type="dxa" w:w="5580"/>
+            <w:tcBorders>
+              <w:top w:val="none" w:color="FFFFFF" w:sz="0"/>
+              <w:left w:val="none" w:color="FFFFFF" w:sz="0"/>
+              <w:bottom w:val="none" w:color="FFFFFF" w:sz="0"/>
+              <w:right w:val="none" w:color="FFFFFF" w:sz="0"/>
+            </w:tcBorders>
+            <w:shd w:fill="FFEBEE" w:color="auto" w:val="clear"/>
+            <w:tcMar>
+              <w:top w:type="dxa" w:w="40"/>
+              <w:left w:type="dxa" w:w="80"/>
+              <w:bottom w:type="dxa" w:w="40"/>
+              <w:right w:type="dxa" w:w="80"/>
+            </w:tcMar>
+            <w:vAlign w:val="center"/>
+          </w:tcPr>
+          <w:p>
+            <w:pPr>
+              <w:jc w:val="left"/>
+            </w:pPr>
+            <w:r>
+              <w:rPr>
+                <w:rFonts w:ascii="Arial" w:cs="Arial" w:eastAsia="Arial" w:hAnsi="Arial"/>
+                <w:b/>
+                <w:bCs/>
+                <w:color w:val="E53935"/>
+                <w:sz w:val="15"/>
+                <w:szCs w:val="15"/>
+              </w:rPr>
+              <w:t xml:space="preserve">COACHING CUE</w:t>
+            </w:r>
+          </w:p>
+        </w:tc>
+      </w:tr>
+      <w:tr>
+        <w:tc>
+          <w:tcPr>
+            <w:tcW w:type="dxa" w:w="2400"/>
+            <w:tcBorders>
+              <w:top w:val="none" w:color="FFFFFF" w:sz="0"/>
+              <w:left w:val="none" w:color="FFFFFF" w:sz="0"/>
+              <w:bottom w:val="none" w:color="FFFFFF" w:sz="0"/>
+              <w:right w:val="none" w:color="FFFFFF" w:sz="0"/>
+            </w:tcBorders>
+            <w:shd w:fill="FFF5F5" w:color="auto" w:val="clear"/>
+            <w:tcMar>
+              <w:top w:type="dxa" w:w="40"/>
+              <w:left w:type="dxa" w:w="80"/>
+              <w:bottom w:type="dxa" w:w="40"/>
+              <w:right w:type="dxa" w:w="80"/>
+            </w:tcMar>
+            <w:vAlign w:val="center"/>
+          </w:tcPr>
+          <w:p>
+            <w:r>
+              <w:rPr>
+                <w:rFonts w:ascii="Arial" w:cs="Arial" w:eastAsia="Arial" w:hAnsi="Arial"/>
+                <w:b/>
+                <w:bCs/>
+                <w:color w:val="2C2C2C"/>
+                <w:sz w:val="18"/>
+                <w:szCs w:val="18"/>
+              </w:rPr>
+              <w:t xml:space="preserve">Sled Push</w:t>
+            </w:r>
+          </w:p>
+          <w:p>
+            <w:r>
+              <w:rPr>
+                <w:rFonts w:ascii="Arial" w:cs="Arial" w:eastAsia="Arial" w:hAnsi="Arial"/>
+                <w:i/>
+                <w:iCs/>
+                <w:color w:val="6B6B6B"/>
+                <w:sz w:val="14"/>
+                <w:szCs w:val="14"/>
+              </w:rPr>
+              <w:t xml:space="preserve">Add 10 lbs each week · Wk4 target: 140–150 lbs</w:t>
+            </w:r>
+          </w:p>
+        </w:tc>
+        <w:tc>
+          <w:tcPr>
+            <w:tcW w:type="dxa" w:w="380"/>
+            <w:tcBorders>
+              <w:top w:val="none" w:color="FFFFFF" w:sz="0"/>
+              <w:left w:val="none" w:color="FFFFFF" w:sz="0"/>
+              <w:bottom w:val="none" w:color="FFFFFF" w:sz="0"/>
+              <w:right w:val="none" w:color="FFFFFF" w:sz="0"/>
+            </w:tcBorders>
+            <w:shd w:fill="FFF5F5" w:color="auto" w:val="clear"/>
+            <w:tcMar>
+              <w:top w:type="dxa" w:w="40"/>
+              <w:left w:type="dxa" w:w="80"/>
+              <w:bottom w:type="dxa" w:w="40"/>
+              <w:right w:type="dxa" w:w="80"/>
+            </w:tcMar>
+            <w:vAlign w:val="center"/>
+          </w:tcPr>
+          <w:p>
+            <w:pPr>
+              <w:jc w:val="center"/>
+            </w:pPr>
+            <w:r>
+              <w:rPr>
+                <w:rFonts w:ascii="Arial" w:cs="Arial" w:eastAsia="Arial" w:hAnsi="Arial"/>
+                <w:color w:val="6B6B6B"/>
+                <w:sz w:val="15"/>
+                <w:szCs w:val="15"/>
+              </w:rPr>
+              <w:t xml:space="preserve">4</w:t>
+            </w:r>
+          </w:p>
+        </w:tc>
+        <w:tc>
+          <w:tcPr>
+            <w:tcW w:type="dxa" w:w="420"/>
+            <w:tcBorders>
+              <w:top w:val="none" w:color="FFFFFF" w:sz="0"/>
+              <w:left w:val="none" w:color="FFFFFF" w:sz="0"/>
+              <w:bottom w:val="none" w:color="FFFFFF" w:sz="0"/>
+              <w:right w:val="none" w:color="FFFFFF" w:sz="0"/>
+            </w:tcBorders>
+            <w:shd w:fill="FFF5F5" w:color="auto" w:val="clear"/>
+            <w:tcMar>
+              <w:top w:type="dxa" w:w="40"/>
+              <w:left w:type="dxa" w:w="80"/>
+              <w:bottom w:type="dxa" w:w="40"/>
+              <w:right w:type="dxa" w:w="80"/>
+            </w:tcMar>
+            <w:vAlign w:val="center"/>
+          </w:tcPr>
+          <w:p>
+            <w:pPr>
+              <w:jc w:val="center"/>
+            </w:pPr>
+            <w:r>
+              <w:rPr>
+                <w:rFonts w:ascii="Arial" w:cs="Arial" w:eastAsia="Arial" w:hAnsi="Arial"/>
+                <w:color w:val="6B6B6B"/>
+                <w:sz w:val="15"/>
+                <w:szCs w:val="15"/>
+              </w:rPr>
+              <w:t xml:space="preserve">20 yds</w:t>
+            </w:r>
+          </w:p>
+        </w:tc>
+        <w:tc>
+          <w:tcPr>
+            <w:tcW w:type="dxa" w:w="680"/>
+            <w:tcBorders>
+              <w:top w:val="none" w:color="FFFFFF" w:sz="0"/>
+              <w:left w:val="none" w:color="FFFFFF" w:sz="0"/>
+              <w:bottom w:val="none" w:color="FFFFFF" w:sz="0"/>
+              <w:right w:val="none" w:color="FFFFFF" w:sz="0"/>
+            </w:tcBorders>
+            <w:shd w:fill="FFF5F5" w:color="auto" w:val="clear"/>
+            <w:tcMar>
+              <w:top w:type="dxa" w:w="40"/>
+              <w:left w:type="dxa" w:w="80"/>
+              <w:bottom w:type="dxa" w:w="40"/>
+              <w:right w:type="dxa" w:w="80"/>
+            </w:tcMar>
+            <w:vAlign w:val="center"/>
+          </w:tcPr>
+          <w:p>
+            <w:pPr>
+              <w:jc w:val="center"/>
+            </w:pPr>
+            <w:r>
+              <w:rPr>
+                <w:rFonts w:ascii="Arial" w:cs="Arial" w:eastAsia="Arial" w:hAnsi="Arial"/>
+                <w:color w:val="6B6B6B"/>
+                <w:sz w:val="15"/>
+                <w:szCs w:val="15"/>
+              </w:rPr>
+              <w:t xml:space="preserve">Wk1: 110–120 → Wk4: 140–150 lbs</w:t>
+            </w:r>
+          </w:p>
+        </w:tc>
+        <w:tc>
+          <w:tcPr>
+            <w:tcW w:type="dxa" w:w="540"/>
+            <w:tcBorders>
+              <w:top w:val="none" w:color="FFFFFF" w:sz="0"/>
+              <w:left w:val="none" w:color="FFFFFF" w:sz="0"/>
+              <w:bottom w:val="none" w:color="FFFFFF" w:sz="0"/>
+              <w:right w:val="none" w:color="FFFFFF" w:sz="0"/>
+            </w:tcBorders>
+            <w:shd w:fill="FFF5F5" w:color="auto" w:val="clear"/>
+            <w:tcMar>
+              <w:top w:type="dxa" w:w="40"/>
+              <w:left w:type="dxa" w:w="80"/>
+              <w:bottom w:type="dxa" w:w="40"/>
+              <w:right w:type="dxa" w:w="80"/>
+            </w:tcMar>
+            <w:vAlign w:val="center"/>
+          </w:tcPr>
+          <w:p>
+            <w:pPr>
+              <w:jc w:val="center"/>
+            </w:pPr>
+            <w:r>
+              <w:rPr>
+                <w:rFonts w:ascii="Arial" w:cs="Arial" w:eastAsia="Arial" w:hAnsi="Arial"/>
+                <w:color w:val="6B6B6B"/>
+                <w:sz w:val="15"/>
+                <w:szCs w:val="15"/>
+              </w:rPr>
+              <w:t xml:space="preserve">Explosive</w:t>
+            </w:r>
+          </w:p>
+        </w:tc>
+        <w:tc>
+          <w:tcPr>
+            <w:tcW w:type="dxa" w:w="440"/>
+            <w:tcBorders>
+              <w:top w:val="none" w:color="FFFFFF" w:sz="0"/>
+              <w:left w:val="none" w:color="FFFFFF" w:sz="0"/>
+              <w:bottom w:val="none" w:color="FFFFFF" w:sz="0"/>
+              <w:right w:val="none" w:color="FFFFFF" w:sz="0"/>
+            </w:tcBorders>
+            <w:shd w:fill="FFF5F5" w:color="auto" w:val="clear"/>
+            <w:tcMar>
+              <w:top w:type="dxa" w:w="40"/>
+              <w:left w:type="dxa" w:w="80"/>
+              <w:bottom w:type="dxa" w:w="40"/>
+              <w:right w:type="dxa" w:w="80"/>
+            </w:tcMar>
+            <w:vAlign w:val="center"/>
+          </w:tcPr>
+          <w:p>
+            <w:pPr>
+              <w:jc w:val="center"/>
+            </w:pPr>
+            <w:r>
+              <w:rPr>
+                <w:rFonts w:ascii="Arial" w:cs="Arial" w:eastAsia="Arial" w:hAnsi="Arial"/>
+                <w:color w:val="6B6B6B"/>
+                <w:sz w:val="15"/>
+                <w:szCs w:val="15"/>
+              </w:rPr>
+              <w:t xml:space="preserve">90s</w:t>
+            </w:r>
+          </w:p>
+        </w:tc>
+        <w:tc>
+          <w:tcPr>
+            <w:tcW w:type="dxa" w:w="5580"/>
+            <w:tcBorders>
+              <w:top w:val="none" w:color="FFFFFF" w:sz="0"/>
+              <w:left w:val="none" w:color="FFFFFF" w:sz="0"/>
+              <w:bottom w:val="none" w:color="FFFFFF" w:sz="0"/>
+              <w:right w:val="none" w:color="FFFFFF" w:sz="0"/>
+            </w:tcBorders>
+            <w:shd w:fill="FFF5F5" w:color="auto" w:val="clear"/>
+            <w:tcMar>
+              <w:top w:type="dxa" w:w="40"/>
+              <w:left w:type="dxa" w:w="80"/>
+              <w:bottom w:type="dxa" w:w="40"/>
+              <w:right w:type="dxa" w:w="80"/>
+            </w:tcMar>
+            <w:vAlign w:val="center"/>
+          </w:tcPr>
+          <w:p>
+            <w:r>
+              <w:rPr>
+                <w:rFonts w:ascii="Arial" w:cs="Arial" w:eastAsia="Arial" w:hAnsi="Arial"/>
+                <w:color w:val="6B6B6B"/>
+                <w:sz w:val="17"/>
+                <w:szCs w:val="17"/>
+              </w:rPr>
+              <w:t xml:space="preserve">Low drive position. Full hip extension each stride. Don't round lower back.</w:t>
+            </w:r>
+          </w:p>
+        </w:tc>
+      </w:tr>
+    </w:tbl>
+    <w:p>
+      <w:pPr>
+        <w:spacing w:after="100"/>
+      </w:pPr>
+    </w:p>
+    <w:p>
+      <w:pPr>
+        <w:spacing w:after="60" w:before="120"/>
+      </w:pPr>
+      <w:r>
+        <w:rPr>
+          <w:rFonts w:ascii="Arial" w:cs="Arial" w:eastAsia="Arial" w:hAnsi="Arial"/>
+          <w:b/>
+          <w:bCs/>
+          <w:color w:val="E53935"/>
+          <w:sz w:val="17"/>
+          <w:szCs w:val="17"/>
+        </w:rPr>
+        <w:t xml:space="preserve">E — SECONDARY COMPOUND — SQUAT (ICONS BATTERY)</w:t>
       </w:r>
     </w:p>
     <w:p>
@@ -14744,6 +15061,235 @@
           </w:p>
         </w:tc>
       </w:tr>
+      <w:tr>
+        <w:tc>
+          <w:tcPr>
+            <w:tcW w:type="dxa" w:w="2400"/>
+            <w:tcBorders>
+              <w:top w:val="none" w:color="FFFFFF" w:sz="0"/>
+              <w:left w:val="none" w:color="FFFFFF" w:sz="0"/>
+              <w:bottom w:val="none" w:color="FFFFFF" w:sz="0"/>
+              <w:right w:val="none" w:color="FFFFFF" w:sz="0"/>
+            </w:tcBorders>
+            <w:shd w:fill="FFFFFF" w:color="auto" w:val="clear"/>
+            <w:tcMar>
+              <w:top w:type="dxa" w:w="40"/>
+              <w:left w:type="dxa" w:w="80"/>
+              <w:bottom w:type="dxa" w:w="40"/>
+              <w:right w:type="dxa" w:w="80"/>
+            </w:tcMar>
+            <w:vAlign w:val="center"/>
+          </w:tcPr>
+          <w:p>
+            <w:r>
+              <w:rPr>
+                <w:rFonts w:ascii="Arial" w:cs="Arial" w:eastAsia="Arial" w:hAnsi="Arial"/>
+                <w:b/>
+                <w:bCs/>
+                <w:color w:val="2C2C2C"/>
+                <w:sz w:val="18"/>
+                <w:szCs w:val="18"/>
+              </w:rPr>
+              <w:t xml:space="preserve">Box Step-Up</w:t>
+            </w:r>
+          </w:p>
+        </w:tc>
+        <w:tc>
+          <w:tcPr>
+            <w:tcW w:type="dxa" w:w="380"/>
+            <w:tcBorders>
+              <w:top w:val="none" w:color="FFFFFF" w:sz="0"/>
+              <w:left w:val="none" w:color="FFFFFF" w:sz="0"/>
+              <w:bottom w:val="none" w:color="FFFFFF" w:sz="0"/>
+              <w:right w:val="none" w:color="FFFFFF" w:sz="0"/>
+            </w:tcBorders>
+            <w:shd w:fill="FFFFFF" w:color="auto" w:val="clear"/>
+            <w:tcMar>
+              <w:top w:type="dxa" w:w="40"/>
+              <w:left w:type="dxa" w:w="80"/>
+              <w:bottom w:type="dxa" w:w="40"/>
+              <w:right w:type="dxa" w:w="80"/>
+            </w:tcMar>
+            <w:vAlign w:val="center"/>
+          </w:tcPr>
+          <w:p>
+            <w:pPr>
+              <w:jc w:val="center"/>
+            </w:pPr>
+            <w:r>
+              <w:rPr>
+                <w:rFonts w:ascii="Arial" w:cs="Arial" w:eastAsia="Arial" w:hAnsi="Arial"/>
+                <w:color w:val="6B6B6B"/>
+                <w:sz w:val="15"/>
+                <w:szCs w:val="15"/>
+              </w:rPr>
+              <w:t xml:space="preserve">3</w:t>
+            </w:r>
+          </w:p>
+        </w:tc>
+        <w:tc>
+          <w:tcPr>
+            <w:tcW w:type="dxa" w:w="420"/>
+            <w:tcBorders>
+              <w:top w:val="none" w:color="FFFFFF" w:sz="0"/>
+              <w:left w:val="none" w:color="FFFFFF" w:sz="0"/>
+              <w:bottom w:val="none" w:color="FFFFFF" w:sz="0"/>
+              <w:right w:val="none" w:color="FFFFFF" w:sz="0"/>
+            </w:tcBorders>
+            <w:shd w:fill="FFFFFF" w:color="auto" w:val="clear"/>
+            <w:tcMar>
+              <w:top w:type="dxa" w:w="40"/>
+              <w:left w:type="dxa" w:w="80"/>
+              <w:bottom w:type="dxa" w:w="40"/>
+              <w:right w:type="dxa" w:w="80"/>
+            </w:tcMar>
+            <w:vAlign w:val="center"/>
+          </w:tcPr>
+          <w:p>
+            <w:pPr>
+              <w:jc w:val="center"/>
+            </w:pPr>
+            <w:r>
+              <w:rPr>
+                <w:rFonts w:ascii="Arial" w:cs="Arial" w:eastAsia="Arial" w:hAnsi="Arial"/>
+                <w:color w:val="6B6B6B"/>
+                <w:sz w:val="15"/>
+                <w:szCs w:val="15"/>
+              </w:rPr>
+              <w:t xml:space="preserve">10 ea</w:t>
+            </w:r>
+          </w:p>
+        </w:tc>
+        <w:tc>
+          <w:tcPr>
+            <w:tcW w:type="dxa" w:w="680"/>
+            <w:tcBorders>
+              <w:top w:val="none" w:color="FFFFFF" w:sz="0"/>
+              <w:left w:val="none" w:color="FFFFFF" w:sz="0"/>
+              <w:bottom w:val="none" w:color="FFFFFF" w:sz="0"/>
+              <w:right w:val="none" w:color="FFFFFF" w:sz="0"/>
+            </w:tcBorders>
+            <w:shd w:fill="FFFFFF" w:color="auto" w:val="clear"/>
+            <w:tcMar>
+              <w:top w:type="dxa" w:w="40"/>
+              <w:left w:type="dxa" w:w="80"/>
+              <w:bottom w:type="dxa" w:w="40"/>
+              <w:right w:type="dxa" w:w="80"/>
+            </w:tcMar>
+            <w:vAlign w:val="center"/>
+          </w:tcPr>
+          <w:p>
+            <w:pPr>
+              <w:jc w:val="center"/>
+            </w:pPr>
+            <w:r>
+              <w:rPr>
+                <w:rFonts w:ascii="Arial" w:cs="Arial" w:eastAsia="Arial" w:hAnsi="Arial"/>
+                <w:color w:val="6B6B6B"/>
+                <w:sz w:val="15"/>
+                <w:szCs w:val="15"/>
+              </w:rPr>
+              <w:t xml:space="preserve">20–25 lbs/hand</w:t>
+            </w:r>
+          </w:p>
+        </w:tc>
+        <w:tc>
+          <w:tcPr>
+            <w:tcW w:type="dxa" w:w="540"/>
+            <w:tcBorders>
+              <w:top w:val="none" w:color="FFFFFF" w:sz="0"/>
+              <w:left w:val="none" w:color="FFFFFF" w:sz="0"/>
+              <w:bottom w:val="none" w:color="FFFFFF" w:sz="0"/>
+              <w:right w:val="none" w:color="FFFFFF" w:sz="0"/>
+            </w:tcBorders>
+            <w:shd w:fill="FFFFFF" w:color="auto" w:val="clear"/>
+            <w:tcMar>
+              <w:top w:type="dxa" w:w="40"/>
+              <w:left w:type="dxa" w:w="80"/>
+              <w:bottom w:type="dxa" w:w="40"/>
+              <w:right w:type="dxa" w:w="80"/>
+            </w:tcMar>
+            <w:vAlign w:val="center"/>
+          </w:tcPr>
+          <w:p>
+            <w:pPr>
+              <w:jc w:val="center"/>
+            </w:pPr>
+            <w:r>
+              <w:rPr>
+                <w:rFonts w:ascii="Arial" w:cs="Arial" w:eastAsia="Arial" w:hAnsi="Arial"/>
+                <w:color w:val="6B6B6B"/>
+                <w:sz w:val="15"/>
+                <w:szCs w:val="15"/>
+              </w:rPr>
+              <w:t xml:space="preserve">2-1-1</w:t>
+            </w:r>
+          </w:p>
+        </w:tc>
+        <w:tc>
+          <w:tcPr>
+            <w:tcW w:type="dxa" w:w="440"/>
+            <w:tcBorders>
+              <w:top w:val="none" w:color="FFFFFF" w:sz="0"/>
+              <w:left w:val="none" w:color="FFFFFF" w:sz="0"/>
+              <w:bottom w:val="none" w:color="FFFFFF" w:sz="0"/>
+              <w:right w:val="none" w:color="FFFFFF" w:sz="0"/>
+            </w:tcBorders>
+            <w:shd w:fill="FFFFFF" w:color="auto" w:val="clear"/>
+            <w:tcMar>
+              <w:top w:type="dxa" w:w="40"/>
+              <w:left w:type="dxa" w:w="80"/>
+              <w:bottom w:type="dxa" w:w="40"/>
+              <w:right w:type="dxa" w:w="80"/>
+            </w:tcMar>
+            <w:vAlign w:val="center"/>
+          </w:tcPr>
+          <w:p>
+            <w:pPr>
+              <w:jc w:val="center"/>
+            </w:pPr>
+            <w:r>
+              <w:rPr>
+                <w:rFonts w:ascii="Arial" w:cs="Arial" w:eastAsia="Arial" w:hAnsi="Arial"/>
+                <w:color w:val="6B6B6B"/>
+                <w:sz w:val="15"/>
+                <w:szCs w:val="15"/>
+              </w:rPr>
+              <w:t xml:space="preserve">60s</w:t>
+            </w:r>
+          </w:p>
+        </w:tc>
+        <w:tc>
+          <w:tcPr>
+            <w:tcW w:type="dxa" w:w="5580"/>
+            <w:tcBorders>
+              <w:top w:val="none" w:color="FFFFFF" w:sz="0"/>
+              <w:left w:val="none" w:color="FFFFFF" w:sz="0"/>
+              <w:bottom w:val="none" w:color="FFFFFF" w:sz="0"/>
+              <w:right w:val="none" w:color="FFFFFF" w:sz="0"/>
+            </w:tcBorders>
+            <w:shd w:fill="FFFFFF" w:color="auto" w:val="clear"/>
+            <w:tcMar>
+              <w:top w:type="dxa" w:w="40"/>
+              <w:left w:type="dxa" w:w="80"/>
+              <w:bottom w:type="dxa" w:w="40"/>
+              <w:right w:type="dxa" w:w="80"/>
+            </w:tcMar>
+            <w:vAlign w:val="center"/>
+          </w:tcPr>
+          <w:p>
+            <w:r>
+              <w:rPr>
+                <w:rFonts w:ascii="Arial" w:cs="Arial" w:eastAsia="Arial" w:hAnsi="Arial"/>
+                <w:color w:val="6B6B6B"/>
+                <w:sz w:val="17"/>
+                <w:szCs w:val="17"/>
+              </w:rPr>
+              <w:t xml:space="preserve">18–20 inch box. Full hip extension at top. All drive from working leg.</w:t>
+            </w:r>
+          </w:p>
+        </w:tc>
+      </w:tr>
     </w:tbl>
     <w:p>
       <w:pPr>
@@ -14763,7 +15309,7 @@
           <w:sz w:val="17"/>
           <w:szCs w:val="17"/>
         </w:rPr>
-        <w:t xml:space="preserve">E — GROUND STABILITY &amp; LATERAL SQUAT</w:t>
+        <w:t xml:space="preserve">F — GROUND STABILITY &amp; LATERAL SQUAT</w:t>
       </w:r>
     </w:p>
     <w:p>
@@ -15502,552 +16048,6 @@
                 <w:szCs w:val="17"/>
               </w:rPr>
               <w:t xml:space="preserve">Hold bottom position, small pulses. Knee and hip joint health at depth.</w:t>
-            </w:r>
-          </w:p>
-        </w:tc>
-      </w:tr>
-    </w:tbl>
-    <w:p>
-      <w:pPr>
-        <w:spacing w:after="100"/>
-      </w:pPr>
-    </w:p>
-    <w:p>
-      <w:pPr>
-        <w:spacing w:after="60" w:before="120"/>
-      </w:pPr>
-      <w:r>
-        <w:rPr>
-          <w:rFonts w:ascii="Arial" w:cs="Arial" w:eastAsia="Arial" w:hAnsi="Arial"/>
-          <w:b/>
-          <w:bCs/>
-          <w:color w:val="E53935"/>
-          <w:sz w:val="17"/>
-          <w:szCs w:val="17"/>
-        </w:rPr>
-        <w:t xml:space="preserve">F — FULL-BODY INTEGRATION — SLED DRIVE</w:t>
-      </w:r>
-    </w:p>
-    <w:p>
-      <w:pPr>
-        <w:spacing w:after="80"/>
-      </w:pPr>
-      <w:r>
-        <w:rPr>
-          <w:rFonts w:ascii="Arial" w:cs="Arial" w:eastAsia="Arial" w:hAnsi="Arial"/>
-          <w:color w:val="2C2C2C"/>
-          <w:sz w:val="17"/>
-          <w:szCs w:val="17"/>
-        </w:rPr>
-        <w:t xml:space="preserve">The session's closing compound: the sled pulls the day's hip and leg drive into one full-body movement — full hip extension every stride, braced trunk, no spinal flexion. Add 10 lbs each week toward 140–150 lbs at Week 4. On a day the legs are already well spent, a heavy farmers carry (hex bar past 60 lbs/hand) or a hinge-to-carry finisher covers the same integrated ground at matched effort.</w:t>
-      </w:r>
-    </w:p>
-    <w:tbl>
-      <w:tblPr>
-        <w:tblW w:type="dxa" w:w="10440"/>
-        <w:tblBorders>
-          <w:top w:val="none" w:color="FFFFFF" w:sz="0"/>
-          <w:left w:val="none" w:color="FFFFFF" w:sz="0"/>
-          <w:bottom w:val="none" w:color="FFFFFF" w:sz="0"/>
-          <w:right w:val="none" w:color="FFFFFF" w:sz="0"/>
-          <w:insideH w:val="single" w:color="auto" w:sz="4"/>
-          <w:insideV w:val="single" w:color="auto" w:sz="4"/>
-        </w:tblBorders>
-      </w:tblPr>
-      <w:tblGrid>
-        <w:gridCol w:w="2400"/>
-        <w:gridCol w:w="380"/>
-        <w:gridCol w:w="420"/>
-        <w:gridCol w:w="680"/>
-        <w:gridCol w:w="540"/>
-        <w:gridCol w:w="440"/>
-        <w:gridCol w:w="5580"/>
-      </w:tblGrid>
-      <w:tr>
-        <w:tc>
-          <w:tcPr>
-            <w:tcW w:type="dxa" w:w="2400"/>
-            <w:tcBorders>
-              <w:top w:val="none" w:color="FFFFFF" w:sz="0"/>
-              <w:left w:val="none" w:color="FFFFFF" w:sz="0"/>
-              <w:bottom w:val="none" w:color="FFFFFF" w:sz="0"/>
-              <w:right w:val="none" w:color="FFFFFF" w:sz="0"/>
-            </w:tcBorders>
-            <w:shd w:fill="FFEBEE" w:color="auto" w:val="clear"/>
-            <w:tcMar>
-              <w:top w:type="dxa" w:w="40"/>
-              <w:left w:type="dxa" w:w="80"/>
-              <w:bottom w:type="dxa" w:w="40"/>
-              <w:right w:type="dxa" w:w="80"/>
-            </w:tcMar>
-            <w:vAlign w:val="center"/>
-          </w:tcPr>
-          <w:p>
-            <w:pPr>
-              <w:jc w:val="left"/>
-            </w:pPr>
-            <w:r>
-              <w:rPr>
-                <w:rFonts w:ascii="Arial" w:cs="Arial" w:eastAsia="Arial" w:hAnsi="Arial"/>
-                <w:b/>
-                <w:bCs/>
-                <w:color w:val="E53935"/>
-                <w:sz w:val="15"/>
-                <w:szCs w:val="15"/>
-              </w:rPr>
-              <w:t xml:space="preserve">EXERCISE</w:t>
-            </w:r>
-          </w:p>
-        </w:tc>
-        <w:tc>
-          <w:tcPr>
-            <w:tcW w:type="dxa" w:w="380"/>
-            <w:tcBorders>
-              <w:top w:val="none" w:color="FFFFFF" w:sz="0"/>
-              <w:left w:val="none" w:color="FFFFFF" w:sz="0"/>
-              <w:bottom w:val="none" w:color="FFFFFF" w:sz="0"/>
-              <w:right w:val="none" w:color="FFFFFF" w:sz="0"/>
-            </w:tcBorders>
-            <w:shd w:fill="FFEBEE" w:color="auto" w:val="clear"/>
-            <w:tcMar>
-              <w:top w:type="dxa" w:w="40"/>
-              <w:left w:type="dxa" w:w="80"/>
-              <w:bottom w:type="dxa" w:w="40"/>
-              <w:right w:type="dxa" w:w="80"/>
-            </w:tcMar>
-            <w:vAlign w:val="center"/>
-          </w:tcPr>
-          <w:p>
-            <w:pPr>
-              <w:jc w:val="center"/>
-            </w:pPr>
-            <w:r>
-              <w:rPr>
-                <w:rFonts w:ascii="Arial" w:cs="Arial" w:eastAsia="Arial" w:hAnsi="Arial"/>
-                <w:b/>
-                <w:bCs/>
-                <w:color w:val="E53935"/>
-                <w:sz w:val="13"/>
-                <w:szCs w:val="13"/>
-              </w:rPr>
-              <w:t xml:space="preserve">SETS</w:t>
-            </w:r>
-          </w:p>
-        </w:tc>
-        <w:tc>
-          <w:tcPr>
-            <w:tcW w:type="dxa" w:w="420"/>
-            <w:tcBorders>
-              <w:top w:val="none" w:color="FFFFFF" w:sz="0"/>
-              <w:left w:val="none" w:color="FFFFFF" w:sz="0"/>
-              <w:bottom w:val="none" w:color="FFFFFF" w:sz="0"/>
-              <w:right w:val="none" w:color="FFFFFF" w:sz="0"/>
-            </w:tcBorders>
-            <w:shd w:fill="FFEBEE" w:color="auto" w:val="clear"/>
-            <w:tcMar>
-              <w:top w:type="dxa" w:w="40"/>
-              <w:left w:type="dxa" w:w="80"/>
-              <w:bottom w:type="dxa" w:w="40"/>
-              <w:right w:type="dxa" w:w="80"/>
-            </w:tcMar>
-            <w:vAlign w:val="center"/>
-          </w:tcPr>
-          <w:p>
-            <w:pPr>
-              <w:jc w:val="center"/>
-            </w:pPr>
-            <w:r>
-              <w:rPr>
-                <w:rFonts w:ascii="Arial" w:cs="Arial" w:eastAsia="Arial" w:hAnsi="Arial"/>
-                <w:b/>
-                <w:bCs/>
-                <w:color w:val="E53935"/>
-                <w:sz w:val="13"/>
-                <w:szCs w:val="13"/>
-              </w:rPr>
-              <w:t xml:space="preserve">REPS</w:t>
-            </w:r>
-          </w:p>
-        </w:tc>
-        <w:tc>
-          <w:tcPr>
-            <w:tcW w:type="dxa" w:w="680"/>
-            <w:tcBorders>
-              <w:top w:val="none" w:color="FFFFFF" w:sz="0"/>
-              <w:left w:val="none" w:color="FFFFFF" w:sz="0"/>
-              <w:bottom w:val="none" w:color="FFFFFF" w:sz="0"/>
-              <w:right w:val="none" w:color="FFFFFF" w:sz="0"/>
-            </w:tcBorders>
-            <w:shd w:fill="FFEBEE" w:color="auto" w:val="clear"/>
-            <w:tcMar>
-              <w:top w:type="dxa" w:w="40"/>
-              <w:left w:type="dxa" w:w="80"/>
-              <w:bottom w:type="dxa" w:w="40"/>
-              <w:right w:type="dxa" w:w="80"/>
-            </w:tcMar>
-            <w:vAlign w:val="center"/>
-          </w:tcPr>
-          <w:p>
-            <w:pPr>
-              <w:jc w:val="center"/>
-            </w:pPr>
-            <w:r>
-              <w:rPr>
-                <w:rFonts w:ascii="Arial" w:cs="Arial" w:eastAsia="Arial" w:hAnsi="Arial"/>
-                <w:b/>
-                <w:bCs/>
-                <w:color w:val="E53935"/>
-                <w:sz w:val="13"/>
-                <w:szCs w:val="13"/>
-              </w:rPr>
-              <w:t xml:space="preserve">LOAD</w:t>
-            </w:r>
-          </w:p>
-        </w:tc>
-        <w:tc>
-          <w:tcPr>
-            <w:tcW w:type="dxa" w:w="540"/>
-            <w:tcBorders>
-              <w:top w:val="none" w:color="FFFFFF" w:sz="0"/>
-              <w:left w:val="none" w:color="FFFFFF" w:sz="0"/>
-              <w:bottom w:val="none" w:color="FFFFFF" w:sz="0"/>
-              <w:right w:val="none" w:color="FFFFFF" w:sz="0"/>
-            </w:tcBorders>
-            <w:shd w:fill="FFEBEE" w:color="auto" w:val="clear"/>
-            <w:tcMar>
-              <w:top w:type="dxa" w:w="40"/>
-              <w:left w:type="dxa" w:w="80"/>
-              <w:bottom w:type="dxa" w:w="40"/>
-              <w:right w:type="dxa" w:w="80"/>
-            </w:tcMar>
-            <w:vAlign w:val="center"/>
-          </w:tcPr>
-          <w:p>
-            <w:pPr>
-              <w:jc w:val="center"/>
-            </w:pPr>
-            <w:r>
-              <w:rPr>
-                <w:rFonts w:ascii="Arial" w:cs="Arial" w:eastAsia="Arial" w:hAnsi="Arial"/>
-                <w:b/>
-                <w:bCs/>
-                <w:color w:val="E53935"/>
-                <w:sz w:val="13"/>
-                <w:szCs w:val="13"/>
-              </w:rPr>
-              <w:t xml:space="preserve">TEMPO</w:t>
-            </w:r>
-          </w:p>
-        </w:tc>
-        <w:tc>
-          <w:tcPr>
-            <w:tcW w:type="dxa" w:w="440"/>
-            <w:tcBorders>
-              <w:top w:val="none" w:color="FFFFFF" w:sz="0"/>
-              <w:left w:val="none" w:color="FFFFFF" w:sz="0"/>
-              <w:bottom w:val="none" w:color="FFFFFF" w:sz="0"/>
-              <w:right w:val="none" w:color="FFFFFF" w:sz="0"/>
-            </w:tcBorders>
-            <w:shd w:fill="FFEBEE" w:color="auto" w:val="clear"/>
-            <w:tcMar>
-              <w:top w:type="dxa" w:w="40"/>
-              <w:left w:type="dxa" w:w="80"/>
-              <w:bottom w:type="dxa" w:w="40"/>
-              <w:right w:type="dxa" w:w="80"/>
-            </w:tcMar>
-            <w:vAlign w:val="center"/>
-          </w:tcPr>
-          <w:p>
-            <w:pPr>
-              <w:jc w:val="center"/>
-            </w:pPr>
-            <w:r>
-              <w:rPr>
-                <w:rFonts w:ascii="Arial" w:cs="Arial" w:eastAsia="Arial" w:hAnsi="Arial"/>
-                <w:b/>
-                <w:bCs/>
-                <w:color w:val="E53935"/>
-                <w:sz w:val="13"/>
-                <w:szCs w:val="13"/>
-              </w:rPr>
-              <w:t xml:space="preserve">REST</w:t>
-            </w:r>
-          </w:p>
-        </w:tc>
-        <w:tc>
-          <w:tcPr>
-            <w:tcW w:type="dxa" w:w="5580"/>
-            <w:tcBorders>
-              <w:top w:val="none" w:color="FFFFFF" w:sz="0"/>
-              <w:left w:val="none" w:color="FFFFFF" w:sz="0"/>
-              <w:bottom w:val="none" w:color="FFFFFF" w:sz="0"/>
-              <w:right w:val="none" w:color="FFFFFF" w:sz="0"/>
-            </w:tcBorders>
-            <w:shd w:fill="FFEBEE" w:color="auto" w:val="clear"/>
-            <w:tcMar>
-              <w:top w:type="dxa" w:w="40"/>
-              <w:left w:type="dxa" w:w="80"/>
-              <w:bottom w:type="dxa" w:w="40"/>
-              <w:right w:type="dxa" w:w="80"/>
-            </w:tcMar>
-            <w:vAlign w:val="center"/>
-          </w:tcPr>
-          <w:p>
-            <w:pPr>
-              <w:jc w:val="left"/>
-            </w:pPr>
-            <w:r>
-              <w:rPr>
-                <w:rFonts w:ascii="Arial" w:cs="Arial" w:eastAsia="Arial" w:hAnsi="Arial"/>
-                <w:b/>
-                <w:bCs/>
-                <w:color w:val="E53935"/>
-                <w:sz w:val="15"/>
-                <w:szCs w:val="15"/>
-              </w:rPr>
-              <w:t xml:space="preserve">COACHING CUE</w:t>
-            </w:r>
-          </w:p>
-        </w:tc>
-      </w:tr>
-      <w:tr>
-        <w:tc>
-          <w:tcPr>
-            <w:tcW w:type="dxa" w:w="2400"/>
-            <w:tcBorders>
-              <w:top w:val="none" w:color="FFFFFF" w:sz="0"/>
-              <w:left w:val="none" w:color="FFFFFF" w:sz="0"/>
-              <w:bottom w:val="none" w:color="FFFFFF" w:sz="0"/>
-              <w:right w:val="none" w:color="FFFFFF" w:sz="0"/>
-            </w:tcBorders>
-            <w:shd w:fill="FFF5F5" w:color="auto" w:val="clear"/>
-            <w:tcMar>
-              <w:top w:type="dxa" w:w="40"/>
-              <w:left w:type="dxa" w:w="80"/>
-              <w:bottom w:type="dxa" w:w="40"/>
-              <w:right w:type="dxa" w:w="80"/>
-            </w:tcMar>
-            <w:vAlign w:val="center"/>
-          </w:tcPr>
-          <w:p>
-            <w:r>
-              <w:rPr>
-                <w:rFonts w:ascii="Arial" w:cs="Arial" w:eastAsia="Arial" w:hAnsi="Arial"/>
-                <w:b/>
-                <w:bCs/>
-                <w:color w:val="2C2C2C"/>
-                <w:sz w:val="18"/>
-                <w:szCs w:val="18"/>
-              </w:rPr>
-              <w:t xml:space="preserve">Sled Push</w:t>
-            </w:r>
-          </w:p>
-          <w:p>
-            <w:r>
-              <w:rPr>
-                <w:rFonts w:ascii="Arial" w:cs="Arial" w:eastAsia="Arial" w:hAnsi="Arial"/>
-                <w:i/>
-                <w:iCs/>
-                <w:color w:val="6B6B6B"/>
-                <w:sz w:val="14"/>
-                <w:szCs w:val="14"/>
-              </w:rPr>
-              <w:t xml:space="preserve">Add 10 lbs each week · Wk4 target: 140–150 lbs</w:t>
-            </w:r>
-          </w:p>
-        </w:tc>
-        <w:tc>
-          <w:tcPr>
-            <w:tcW w:type="dxa" w:w="380"/>
-            <w:tcBorders>
-              <w:top w:val="none" w:color="FFFFFF" w:sz="0"/>
-              <w:left w:val="none" w:color="FFFFFF" w:sz="0"/>
-              <w:bottom w:val="none" w:color="FFFFFF" w:sz="0"/>
-              <w:right w:val="none" w:color="FFFFFF" w:sz="0"/>
-            </w:tcBorders>
-            <w:shd w:fill="FFF5F5" w:color="auto" w:val="clear"/>
-            <w:tcMar>
-              <w:top w:type="dxa" w:w="40"/>
-              <w:left w:type="dxa" w:w="80"/>
-              <w:bottom w:type="dxa" w:w="40"/>
-              <w:right w:type="dxa" w:w="80"/>
-            </w:tcMar>
-            <w:vAlign w:val="center"/>
-          </w:tcPr>
-          <w:p>
-            <w:pPr>
-              <w:jc w:val="center"/>
-            </w:pPr>
-            <w:r>
-              <w:rPr>
-                <w:rFonts w:ascii="Arial" w:cs="Arial" w:eastAsia="Arial" w:hAnsi="Arial"/>
-                <w:color w:val="6B6B6B"/>
-                <w:sz w:val="15"/>
-                <w:szCs w:val="15"/>
-              </w:rPr>
-              <w:t xml:space="preserve">4</w:t>
-            </w:r>
-          </w:p>
-        </w:tc>
-        <w:tc>
-          <w:tcPr>
-            <w:tcW w:type="dxa" w:w="420"/>
-            <w:tcBorders>
-              <w:top w:val="none" w:color="FFFFFF" w:sz="0"/>
-              <w:left w:val="none" w:color="FFFFFF" w:sz="0"/>
-              <w:bottom w:val="none" w:color="FFFFFF" w:sz="0"/>
-              <w:right w:val="none" w:color="FFFFFF" w:sz="0"/>
-            </w:tcBorders>
-            <w:shd w:fill="FFF5F5" w:color="auto" w:val="clear"/>
-            <w:tcMar>
-              <w:top w:type="dxa" w:w="40"/>
-              <w:left w:type="dxa" w:w="80"/>
-              <w:bottom w:type="dxa" w:w="40"/>
-              <w:right w:type="dxa" w:w="80"/>
-            </w:tcMar>
-            <w:vAlign w:val="center"/>
-          </w:tcPr>
-          <w:p>
-            <w:pPr>
-              <w:jc w:val="center"/>
-            </w:pPr>
-            <w:r>
-              <w:rPr>
-                <w:rFonts w:ascii="Arial" w:cs="Arial" w:eastAsia="Arial" w:hAnsi="Arial"/>
-                <w:color w:val="6B6B6B"/>
-                <w:sz w:val="15"/>
-                <w:szCs w:val="15"/>
-              </w:rPr>
-              <w:t xml:space="preserve">20 yds</w:t>
-            </w:r>
-          </w:p>
-        </w:tc>
-        <w:tc>
-          <w:tcPr>
-            <w:tcW w:type="dxa" w:w="680"/>
-            <w:tcBorders>
-              <w:top w:val="none" w:color="FFFFFF" w:sz="0"/>
-              <w:left w:val="none" w:color="FFFFFF" w:sz="0"/>
-              <w:bottom w:val="none" w:color="FFFFFF" w:sz="0"/>
-              <w:right w:val="none" w:color="FFFFFF" w:sz="0"/>
-            </w:tcBorders>
-            <w:shd w:fill="FFF5F5" w:color="auto" w:val="clear"/>
-            <w:tcMar>
-              <w:top w:type="dxa" w:w="40"/>
-              <w:left w:type="dxa" w:w="80"/>
-              <w:bottom w:type="dxa" w:w="40"/>
-              <w:right w:type="dxa" w:w="80"/>
-            </w:tcMar>
-            <w:vAlign w:val="center"/>
-          </w:tcPr>
-          <w:p>
-            <w:pPr>
-              <w:jc w:val="center"/>
-            </w:pPr>
-            <w:r>
-              <w:rPr>
-                <w:rFonts w:ascii="Arial" w:cs="Arial" w:eastAsia="Arial" w:hAnsi="Arial"/>
-                <w:color w:val="6B6B6B"/>
-                <w:sz w:val="15"/>
-                <w:szCs w:val="15"/>
-              </w:rPr>
-              <w:t xml:space="preserve">Wk1: 110–120 → Wk4: 140–150 lbs</w:t>
-            </w:r>
-          </w:p>
-        </w:tc>
-        <w:tc>
-          <w:tcPr>
-            <w:tcW w:type="dxa" w:w="540"/>
-            <w:tcBorders>
-              <w:top w:val="none" w:color="FFFFFF" w:sz="0"/>
-              <w:left w:val="none" w:color="FFFFFF" w:sz="0"/>
-              <w:bottom w:val="none" w:color="FFFFFF" w:sz="0"/>
-              <w:right w:val="none" w:color="FFFFFF" w:sz="0"/>
-            </w:tcBorders>
-            <w:shd w:fill="FFF5F5" w:color="auto" w:val="clear"/>
-            <w:tcMar>
-              <w:top w:type="dxa" w:w="40"/>
-              <w:left w:type="dxa" w:w="80"/>
-              <w:bottom w:type="dxa" w:w="40"/>
-              <w:right w:type="dxa" w:w="80"/>
-            </w:tcMar>
-            <w:vAlign w:val="center"/>
-          </w:tcPr>
-          <w:p>
-            <w:pPr>
-              <w:jc w:val="center"/>
-            </w:pPr>
-            <w:r>
-              <w:rPr>
-                <w:rFonts w:ascii="Arial" w:cs="Arial" w:eastAsia="Arial" w:hAnsi="Arial"/>
-                <w:color w:val="6B6B6B"/>
-                <w:sz w:val="15"/>
-                <w:szCs w:val="15"/>
-              </w:rPr>
-              <w:t xml:space="preserve">Explosive</w:t>
-            </w:r>
-          </w:p>
-        </w:tc>
-        <w:tc>
-          <w:tcPr>
-            <w:tcW w:type="dxa" w:w="440"/>
-            <w:tcBorders>
-              <w:top w:val="none" w:color="FFFFFF" w:sz="0"/>
-              <w:left w:val="none" w:color="FFFFFF" w:sz="0"/>
-              <w:bottom w:val="none" w:color="FFFFFF" w:sz="0"/>
-              <w:right w:val="none" w:color="FFFFFF" w:sz="0"/>
-            </w:tcBorders>
-            <w:shd w:fill="FFF5F5" w:color="auto" w:val="clear"/>
-            <w:tcMar>
-              <w:top w:type="dxa" w:w="40"/>
-              <w:left w:type="dxa" w:w="80"/>
-              <w:bottom w:type="dxa" w:w="40"/>
-              <w:right w:type="dxa" w:w="80"/>
-            </w:tcMar>
-            <w:vAlign w:val="center"/>
-          </w:tcPr>
-          <w:p>
-            <w:pPr>
-              <w:jc w:val="center"/>
-            </w:pPr>
-            <w:r>
-              <w:rPr>
-                <w:rFonts w:ascii="Arial" w:cs="Arial" w:eastAsia="Arial" w:hAnsi="Arial"/>
-                <w:color w:val="6B6B6B"/>
-                <w:sz w:val="15"/>
-                <w:szCs w:val="15"/>
-              </w:rPr>
-              <w:t xml:space="preserve">90s</w:t>
-            </w:r>
-          </w:p>
-        </w:tc>
-        <w:tc>
-          <w:tcPr>
-            <w:tcW w:type="dxa" w:w="5580"/>
-            <w:tcBorders>
-              <w:top w:val="none" w:color="FFFFFF" w:sz="0"/>
-              <w:left w:val="none" w:color="FFFFFF" w:sz="0"/>
-              <w:bottom w:val="none" w:color="FFFFFF" w:sz="0"/>
-              <w:right w:val="none" w:color="FFFFFF" w:sz="0"/>
-            </w:tcBorders>
-            <w:shd w:fill="FFF5F5" w:color="auto" w:val="clear"/>
-            <w:tcMar>
-              <w:top w:type="dxa" w:w="40"/>
-              <w:left w:type="dxa" w:w="80"/>
-              <w:bottom w:type="dxa" w:w="40"/>
-              <w:right w:type="dxa" w:w="80"/>
-            </w:tcMar>
-            <w:vAlign w:val="center"/>
-          </w:tcPr>
-          <w:p>
-            <w:r>
-              <w:rPr>
-                <w:rFonts w:ascii="Arial" w:cs="Arial" w:eastAsia="Arial" w:hAnsi="Arial"/>
-                <w:color w:val="6B6B6B"/>
-                <w:sz w:val="17"/>
-                <w:szCs w:val="17"/>
-              </w:rPr>
-              <w:t xml:space="preserve">Low drive position. Full hip extension each stride. Don't round lower back.</w:t>
             </w:r>
           </w:p>
         </w:tc>
